--- a/Source Files/Data Dictionary.docx
+++ b/Source Files/Data Dictionary.docx
@@ -51,6 +51,81 @@
         <w:spacing w:after="0" w:line="480" w:lineRule="atLeast"/>
         <w:textAlignment w:val="baseline"/>
         <w:outlineLvl w:val="1"/>
+        <w:rPr>
+          <w:rFonts w:ascii="Arial" w:eastAsia="Times New Roman" w:hAnsi="Arial" w:cs="Arial"/>
+          <w:b/>
+          <w:bCs/>
+          <w:color w:val="202124"/>
+          <w:sz w:val="36"/>
+          <w:szCs w:val="36"/>
+          <w:lang w:eastAsia="en-GB"/>
+        </w:rPr>
+      </w:pPr>
+    </w:p>
+    <w:p>
+      <w:pPr>
+        <w:shd w:val="clear" w:color="auto" w:fill="FFFFFF"/>
+        <w:spacing w:after="0" w:line="480" w:lineRule="atLeast"/>
+        <w:textAlignment w:val="baseline"/>
+        <w:outlineLvl w:val="1"/>
+        <w:rPr>
+          <w:rFonts w:ascii="Arial" w:eastAsia="Times New Roman" w:hAnsi="Arial" w:cs="Arial"/>
+          <w:b/>
+          <w:bCs/>
+          <w:color w:val="202124"/>
+          <w:sz w:val="36"/>
+          <w:szCs w:val="36"/>
+          <w:lang w:eastAsia="en-GB"/>
+        </w:rPr>
+      </w:pPr>
+      <w:r>
+        <w:rPr>
+          <w:noProof/>
+          <w:lang w:eastAsia="en-GB"/>
+        </w:rPr>
+        <w:drawing>
+          <wp:inline distT="0" distB="0" distL="0" distR="0" wp14:anchorId="69D6690F" wp14:editId="2259BC25">
+            <wp:extent cx="5943600" cy="1882140"/>
+            <wp:effectExtent l="0" t="0" r="0" b="3810"/>
+            <wp:docPr id="1" name="Picture 1"/>
+            <wp:cNvGraphicFramePr>
+              <a:graphicFrameLocks xmlns:a="http://schemas.openxmlformats.org/drawingml/2006/main" noChangeAspect="1"/>
+            </wp:cNvGraphicFramePr>
+            <a:graphic xmlns:a="http://schemas.openxmlformats.org/drawingml/2006/main">
+              <a:graphicData uri="http://schemas.openxmlformats.org/drawingml/2006/picture">
+                <pic:pic xmlns:pic="http://schemas.openxmlformats.org/drawingml/2006/picture">
+                  <pic:nvPicPr>
+                    <pic:cNvPr id="0" name=""/>
+                    <pic:cNvPicPr/>
+                  </pic:nvPicPr>
+                  <pic:blipFill>
+                    <a:blip r:embed="rId6"/>
+                    <a:stretch>
+                      <a:fillRect/>
+                    </a:stretch>
+                  </pic:blipFill>
+                  <pic:spPr>
+                    <a:xfrm>
+                      <a:off x="0" y="0"/>
+                      <a:ext cx="5943600" cy="1882140"/>
+                    </a:xfrm>
+                    <a:prstGeom prst="rect">
+                      <a:avLst/>
+                    </a:prstGeom>
+                  </pic:spPr>
+                </pic:pic>
+              </a:graphicData>
+            </a:graphic>
+          </wp:inline>
+        </w:drawing>
+      </w:r>
+    </w:p>
+    <w:p>
+      <w:pPr>
+        <w:shd w:val="clear" w:color="auto" w:fill="FFFFFF"/>
+        <w:spacing w:after="0" w:line="480" w:lineRule="atLeast"/>
+        <w:textAlignment w:val="baseline"/>
+        <w:outlineLvl w:val="1"/>
       </w:pPr>
       <w:r>
         <w:rPr>
@@ -70,19 +145,19 @@
     <w:tbl>
       <w:tblPr>
         <w:tblStyle w:val="TableGrid"/>
-        <w:tblW w:w="0" w:type="auto"/>
+        <w:tblW w:w="10881" w:type="dxa"/>
         <w:tblLook w:val="04A0" w:firstRow="1" w:lastRow="0" w:firstColumn="1" w:lastColumn="0" w:noHBand="0" w:noVBand="1"/>
       </w:tblPr>
       <w:tblGrid>
-        <w:gridCol w:w="3092"/>
-        <w:gridCol w:w="692"/>
-        <w:gridCol w:w="860"/>
-        <w:gridCol w:w="6038"/>
+        <w:gridCol w:w="2943"/>
+        <w:gridCol w:w="709"/>
+        <w:gridCol w:w="1276"/>
+        <w:gridCol w:w="5953"/>
       </w:tblGrid>
       <w:tr>
         <w:tc>
           <w:tcPr>
-            <w:tcW w:w="3225" w:type="dxa"/>
+            <w:tcW w:w="2943" w:type="dxa"/>
             <w:shd w:val="clear" w:color="auto" w:fill="D9D9D9" w:themeFill="background1" w:themeFillShade="D9"/>
           </w:tcPr>
           <w:p>
@@ -101,7 +176,7 @@
         </w:tc>
         <w:tc>
           <w:tcPr>
-            <w:tcW w:w="730" w:type="dxa"/>
+            <w:tcW w:w="709" w:type="dxa"/>
             <w:shd w:val="clear" w:color="auto" w:fill="D9D9D9" w:themeFill="background1" w:themeFillShade="D9"/>
           </w:tcPr>
           <w:p>
@@ -120,7 +195,7 @@
         </w:tc>
         <w:tc>
           <w:tcPr>
-            <w:tcW w:w="860" w:type="dxa"/>
+            <w:tcW w:w="1276" w:type="dxa"/>
             <w:shd w:val="clear" w:color="auto" w:fill="D9D9D9" w:themeFill="background1" w:themeFillShade="D9"/>
           </w:tcPr>
           <w:p>
@@ -139,7 +214,7 @@
         </w:tc>
         <w:tc>
           <w:tcPr>
-            <w:tcW w:w="7284" w:type="dxa"/>
+            <w:tcW w:w="5953" w:type="dxa"/>
             <w:shd w:val="clear" w:color="auto" w:fill="D9D9D9" w:themeFill="background1" w:themeFillShade="D9"/>
           </w:tcPr>
           <w:p>
@@ -160,7 +235,7 @@
       <w:tr>
         <w:tc>
           <w:tcPr>
-            <w:tcW w:w="3225" w:type="dxa"/>
+            <w:tcW w:w="2943" w:type="dxa"/>
           </w:tcPr>
           <w:p>
             <w:proofErr w:type="spellStart"/>
@@ -172,7 +247,7 @@
         </w:tc>
         <w:tc>
           <w:tcPr>
-            <w:tcW w:w="730" w:type="dxa"/>
+            <w:tcW w:w="709" w:type="dxa"/>
           </w:tcPr>
           <w:p>
             <w:r>
@@ -182,7 +257,113 @@
         </w:tc>
         <w:tc>
           <w:tcPr>
-            <w:tcW w:w="860" w:type="dxa"/>
+            <w:tcW w:w="1276" w:type="dxa"/>
+          </w:tcPr>
+          <w:p>
+            <w:r>
+              <w:t>String</w:t>
+            </w:r>
+          </w:p>
+        </w:tc>
+        <w:tc>
+          <w:tcPr>
+            <w:tcW w:w="5953" w:type="dxa"/>
+          </w:tcPr>
+          <w:p>
+            <w:proofErr w:type="gramStart"/>
+            <w:r>
+              <w:t>key</w:t>
+            </w:r>
+            <w:proofErr w:type="gramEnd"/>
+            <w:r>
+              <w:t xml:space="preserve"> to the orders dataset. Each order has a unique </w:t>
+            </w:r>
+            <w:proofErr w:type="spellStart"/>
+            <w:r>
+              <w:t>customer_id</w:t>
+            </w:r>
+            <w:proofErr w:type="spellEnd"/>
+            <w:r>
+              <w:t>.</w:t>
+            </w:r>
+          </w:p>
+        </w:tc>
+      </w:tr>
+      <w:tr>
+        <w:tc>
+          <w:tcPr>
+            <w:tcW w:w="2943" w:type="dxa"/>
+          </w:tcPr>
+          <w:p>
+            <w:proofErr w:type="spellStart"/>
+            <w:r>
+              <w:t>customer_unique_id</w:t>
+            </w:r>
+            <w:proofErr w:type="spellEnd"/>
+          </w:p>
+        </w:tc>
+        <w:tc>
+          <w:tcPr>
+            <w:tcW w:w="709" w:type="dxa"/>
+          </w:tcPr>
+          <w:p>
+            <w:r>
+              <w:t>Yes</w:t>
+            </w:r>
+          </w:p>
+        </w:tc>
+        <w:tc>
+          <w:tcPr>
+            <w:tcW w:w="1276" w:type="dxa"/>
+          </w:tcPr>
+          <w:p>
+            <w:r>
+              <w:t>String</w:t>
+            </w:r>
+          </w:p>
+        </w:tc>
+        <w:tc>
+          <w:tcPr>
+            <w:tcW w:w="5953" w:type="dxa"/>
+          </w:tcPr>
+          <w:p>
+            <w:proofErr w:type="gramStart"/>
+            <w:r>
+              <w:t>unique</w:t>
+            </w:r>
+            <w:proofErr w:type="gramEnd"/>
+            <w:r>
+              <w:t xml:space="preserve"> identifier of a customer.</w:t>
+            </w:r>
+          </w:p>
+        </w:tc>
+      </w:tr>
+      <w:tr>
+        <w:tc>
+          <w:tcPr>
+            <w:tcW w:w="2943" w:type="dxa"/>
+          </w:tcPr>
+          <w:p>
+            <w:proofErr w:type="spellStart"/>
+            <w:r>
+              <w:t>customer_zip_code_prefix</w:t>
+            </w:r>
+            <w:proofErr w:type="spellEnd"/>
+          </w:p>
+        </w:tc>
+        <w:tc>
+          <w:tcPr>
+            <w:tcW w:w="709" w:type="dxa"/>
+          </w:tcPr>
+          <w:p>
+            <w:r>
+              <w:t>No</w:t>
+            </w:r>
+          </w:p>
+        </w:tc>
+        <w:tc>
+          <w:tcPr>
+            <w:tcW w:w="1276" w:type="dxa"/>
           </w:tcPr>
           <w:p>
             <w:r>
@@ -192,93 +373,31 @@
         </w:tc>
         <w:tc>
           <w:tcPr>
-            <w:tcW w:w="7284" w:type="dxa"/>
-          </w:tcPr>
-          <w:p>
-            <w:proofErr w:type="gramStart"/>
-            <w:r>
-              <w:t>key</w:t>
-            </w:r>
-            <w:proofErr w:type="gramEnd"/>
-            <w:r>
-              <w:t xml:space="preserve"> to the orders dataset. Each order has a unique </w:t>
-            </w:r>
-            <w:proofErr w:type="spellStart"/>
-            <w:r>
-              <w:t>customer_id</w:t>
-            </w:r>
-            <w:proofErr w:type="spellEnd"/>
-            <w:r>
-              <w:t>.</w:t>
-            </w:r>
-          </w:p>
-        </w:tc>
-      </w:tr>
-      <w:tr>
-        <w:tc>
-          <w:tcPr>
-            <w:tcW w:w="3225" w:type="dxa"/>
-          </w:tcPr>
-          <w:p>
-            <w:proofErr w:type="spellStart"/>
-            <w:r>
-              <w:t>customer_unique_id</w:t>
-            </w:r>
-            <w:proofErr w:type="spellEnd"/>
-          </w:p>
-        </w:tc>
-        <w:tc>
-          <w:tcPr>
-            <w:tcW w:w="730" w:type="dxa"/>
-          </w:tcPr>
-          <w:p>
-            <w:r>
-              <w:t>Yes</w:t>
-            </w:r>
-          </w:p>
-        </w:tc>
-        <w:tc>
-          <w:tcPr>
-            <w:tcW w:w="860" w:type="dxa"/>
-          </w:tcPr>
-          <w:p>
-            <w:r>
-              <w:t>Integer</w:t>
-            </w:r>
-          </w:p>
-        </w:tc>
-        <w:tc>
-          <w:tcPr>
-            <w:tcW w:w="7284" w:type="dxa"/>
-          </w:tcPr>
-          <w:p>
-            <w:proofErr w:type="gramStart"/>
-            <w:r>
-              <w:t>unique</w:t>
-            </w:r>
-            <w:proofErr w:type="gramEnd"/>
-            <w:r>
-              <w:t xml:space="preserve"> identifier of a customer.</w:t>
-            </w:r>
-          </w:p>
-        </w:tc>
-      </w:tr>
-      <w:tr>
-        <w:tc>
-          <w:tcPr>
-            <w:tcW w:w="3225" w:type="dxa"/>
-          </w:tcPr>
-          <w:p>
-            <w:proofErr w:type="spellStart"/>
-            <w:r>
-              <w:t>customer_zip_code_prefix</w:t>
-            </w:r>
-            <w:proofErr w:type="spellEnd"/>
-          </w:p>
-        </w:tc>
-        <w:tc>
-          <w:tcPr>
-            <w:tcW w:w="730" w:type="dxa"/>
+            <w:tcW w:w="5953" w:type="dxa"/>
+          </w:tcPr>
+          <w:p>
+            <w:r>
+              <w:t>first five digits of customer zip code</w:t>
+            </w:r>
+          </w:p>
+        </w:tc>
+      </w:tr>
+      <w:tr>
+        <w:tc>
+          <w:tcPr>
+            <w:tcW w:w="2943" w:type="dxa"/>
+          </w:tcPr>
+          <w:p>
+            <w:proofErr w:type="spellStart"/>
+            <w:r>
+              <w:t>customer_city</w:t>
+            </w:r>
+            <w:proofErr w:type="spellEnd"/>
+          </w:p>
+        </w:tc>
+        <w:tc>
+          <w:tcPr>
+            <w:tcW w:w="709" w:type="dxa"/>
           </w:tcPr>
           <w:p>
             <w:r>
@@ -288,41 +407,41 @@
         </w:tc>
         <w:tc>
           <w:tcPr>
-            <w:tcW w:w="860" w:type="dxa"/>
-          </w:tcPr>
-          <w:p>
-            <w:r>
-              <w:t>Integer</w:t>
-            </w:r>
-          </w:p>
-        </w:tc>
-        <w:tc>
-          <w:tcPr>
-            <w:tcW w:w="7284" w:type="dxa"/>
-          </w:tcPr>
-          <w:p>
-            <w:r>
-              <w:t>first five digits of customer zip code</w:t>
-            </w:r>
-          </w:p>
-        </w:tc>
-      </w:tr>
-      <w:tr>
-        <w:tc>
-          <w:tcPr>
-            <w:tcW w:w="3225" w:type="dxa"/>
-          </w:tcPr>
-          <w:p>
-            <w:proofErr w:type="spellStart"/>
-            <w:r>
-              <w:t>customer_city</w:t>
-            </w:r>
-            <w:proofErr w:type="spellEnd"/>
-          </w:p>
-        </w:tc>
-        <w:tc>
-          <w:tcPr>
-            <w:tcW w:w="730" w:type="dxa"/>
+            <w:tcW w:w="1276" w:type="dxa"/>
+          </w:tcPr>
+          <w:p>
+            <w:r>
+              <w:t>String</w:t>
+            </w:r>
+          </w:p>
+        </w:tc>
+        <w:tc>
+          <w:tcPr>
+            <w:tcW w:w="5953" w:type="dxa"/>
+          </w:tcPr>
+          <w:p>
+            <w:r>
+              <w:t>customer city name</w:t>
+            </w:r>
+          </w:p>
+        </w:tc>
+      </w:tr>
+      <w:tr>
+        <w:tc>
+          <w:tcPr>
+            <w:tcW w:w="2943" w:type="dxa"/>
+          </w:tcPr>
+          <w:p>
+            <w:proofErr w:type="spellStart"/>
+            <w:r>
+              <w:t>customer_state</w:t>
+            </w:r>
+            <w:proofErr w:type="spellEnd"/>
+          </w:p>
+        </w:tc>
+        <w:tc>
+          <w:tcPr>
+            <w:tcW w:w="709" w:type="dxa"/>
           </w:tcPr>
           <w:p>
             <w:r>
@@ -332,51 +451,7 @@
         </w:tc>
         <w:tc>
           <w:tcPr>
-            <w:tcW w:w="860" w:type="dxa"/>
-          </w:tcPr>
-          <w:p>
-            <w:r>
-              <w:t>Integer</w:t>
-            </w:r>
-          </w:p>
-        </w:tc>
-        <w:tc>
-          <w:tcPr>
-            <w:tcW w:w="7284" w:type="dxa"/>
-          </w:tcPr>
-          <w:p>
-            <w:r>
-              <w:t>customer city name</w:t>
-            </w:r>
-          </w:p>
-        </w:tc>
-      </w:tr>
-      <w:tr>
-        <w:tc>
-          <w:tcPr>
-            <w:tcW w:w="3225" w:type="dxa"/>
-          </w:tcPr>
-          <w:p>
-            <w:proofErr w:type="spellStart"/>
-            <w:r>
-              <w:t>customer_state</w:t>
-            </w:r>
-            <w:proofErr w:type="spellEnd"/>
-          </w:p>
-        </w:tc>
-        <w:tc>
-          <w:tcPr>
-            <w:tcW w:w="730" w:type="dxa"/>
-          </w:tcPr>
-          <w:p>
-            <w:r>
-              <w:t>No</w:t>
-            </w:r>
-          </w:p>
-        </w:tc>
-        <w:tc>
-          <w:tcPr>
-            <w:tcW w:w="860" w:type="dxa"/>
+            <w:tcW w:w="1276" w:type="dxa"/>
           </w:tcPr>
           <w:p>
             <w:r>
@@ -386,11 +461,14 @@
         </w:tc>
         <w:tc>
           <w:tcPr>
-            <w:tcW w:w="7284" w:type="dxa"/>
+            <w:tcW w:w="5953" w:type="dxa"/>
           </w:tcPr>
           <w:p>
             <w:r>
               <w:t>Customer state</w:t>
+            </w:r>
+            <w:r>
+              <w:t xml:space="preserve"> (2 char code)</w:t>
             </w:r>
           </w:p>
         </w:tc>
@@ -424,19 +502,19 @@
     <w:tbl>
       <w:tblPr>
         <w:tblStyle w:val="TableGrid"/>
-        <w:tblW w:w="0" w:type="auto"/>
+        <w:tblW w:w="10881" w:type="dxa"/>
         <w:tblLook w:val="04A0" w:firstRow="1" w:lastRow="0" w:firstColumn="1" w:lastColumn="0" w:noHBand="0" w:noVBand="1"/>
       </w:tblPr>
       <w:tblGrid>
-        <w:gridCol w:w="3136"/>
-        <w:gridCol w:w="690"/>
-        <w:gridCol w:w="860"/>
-        <w:gridCol w:w="5996"/>
+        <w:gridCol w:w="2943"/>
+        <w:gridCol w:w="709"/>
+        <w:gridCol w:w="1276"/>
+        <w:gridCol w:w="5953"/>
       </w:tblGrid>
       <w:tr>
         <w:tc>
           <w:tcPr>
-            <w:tcW w:w="3136" w:type="dxa"/>
+            <w:tcW w:w="2943" w:type="dxa"/>
             <w:shd w:val="clear" w:color="auto" w:fill="D9D9D9" w:themeFill="background1" w:themeFillShade="D9"/>
           </w:tcPr>
           <w:p>
@@ -455,7 +533,7 @@
         </w:tc>
         <w:tc>
           <w:tcPr>
-            <w:tcW w:w="690" w:type="dxa"/>
+            <w:tcW w:w="709" w:type="dxa"/>
             <w:shd w:val="clear" w:color="auto" w:fill="D9D9D9" w:themeFill="background1" w:themeFillShade="D9"/>
           </w:tcPr>
           <w:p>
@@ -474,7 +552,7 @@
         </w:tc>
         <w:tc>
           <w:tcPr>
-            <w:tcW w:w="860" w:type="dxa"/>
+            <w:tcW w:w="1276" w:type="dxa"/>
             <w:shd w:val="clear" w:color="auto" w:fill="D9D9D9" w:themeFill="background1" w:themeFillShade="D9"/>
           </w:tcPr>
           <w:p>
@@ -493,7 +571,7 @@
         </w:tc>
         <w:tc>
           <w:tcPr>
-            <w:tcW w:w="5996" w:type="dxa"/>
+            <w:tcW w:w="5953" w:type="dxa"/>
             <w:shd w:val="clear" w:color="auto" w:fill="D9D9D9" w:themeFill="background1" w:themeFillShade="D9"/>
           </w:tcPr>
           <w:p>
@@ -514,7 +592,7 @@
       <w:tr>
         <w:tc>
           <w:tcPr>
-            <w:tcW w:w="3136" w:type="dxa"/>
+            <w:tcW w:w="2943" w:type="dxa"/>
           </w:tcPr>
           <w:p>
             <w:proofErr w:type="spellStart"/>
@@ -526,7 +604,7 @@
         </w:tc>
         <w:tc>
           <w:tcPr>
-            <w:tcW w:w="690" w:type="dxa"/>
+            <w:tcW w:w="709" w:type="dxa"/>
           </w:tcPr>
           <w:p>
             <w:r>
@@ -536,7 +614,7 @@
         </w:tc>
         <w:tc>
           <w:tcPr>
-            <w:tcW w:w="860" w:type="dxa"/>
+            <w:tcW w:w="1276" w:type="dxa"/>
           </w:tcPr>
           <w:p>
             <w:r>
@@ -546,7 +624,7 @@
         </w:tc>
         <w:tc>
           <w:tcPr>
-            <w:tcW w:w="5996" w:type="dxa"/>
+            <w:tcW w:w="5953" w:type="dxa"/>
           </w:tcPr>
           <w:p>
             <w:r>
@@ -558,7 +636,7 @@
       <w:tr>
         <w:tc>
           <w:tcPr>
-            <w:tcW w:w="3136" w:type="dxa"/>
+            <w:tcW w:w="2943" w:type="dxa"/>
           </w:tcPr>
           <w:p>
             <w:proofErr w:type="spellStart"/>
@@ -570,7 +648,7 @@
         </w:tc>
         <w:tc>
           <w:tcPr>
-            <w:tcW w:w="690" w:type="dxa"/>
+            <w:tcW w:w="709" w:type="dxa"/>
           </w:tcPr>
           <w:p>
             <w:r>
@@ -580,17 +658,17 @@
         </w:tc>
         <w:tc>
           <w:tcPr>
-            <w:tcW w:w="860" w:type="dxa"/>
-          </w:tcPr>
-          <w:p>
-            <w:r>
-              <w:t>Integer</w:t>
-            </w:r>
-          </w:p>
-        </w:tc>
-        <w:tc>
-          <w:tcPr>
-            <w:tcW w:w="5996" w:type="dxa"/>
+            <w:tcW w:w="1276" w:type="dxa"/>
+          </w:tcPr>
+          <w:p>
+            <w:r>
+              <w:t>Decimal</w:t>
+            </w:r>
+          </w:p>
+        </w:tc>
+        <w:tc>
+          <w:tcPr>
+            <w:tcW w:w="5953" w:type="dxa"/>
           </w:tcPr>
           <w:p>
             <w:r>
@@ -602,7 +680,7 @@
       <w:tr>
         <w:tc>
           <w:tcPr>
-            <w:tcW w:w="3136" w:type="dxa"/>
+            <w:tcW w:w="2943" w:type="dxa"/>
           </w:tcPr>
           <w:p>
             <w:proofErr w:type="spellStart"/>
@@ -614,7 +692,7 @@
         </w:tc>
         <w:tc>
           <w:tcPr>
-            <w:tcW w:w="690" w:type="dxa"/>
+            <w:tcW w:w="709" w:type="dxa"/>
           </w:tcPr>
           <w:p>
             <w:r>
@@ -624,17 +702,17 @@
         </w:tc>
         <w:tc>
           <w:tcPr>
-            <w:tcW w:w="860" w:type="dxa"/>
-          </w:tcPr>
-          <w:p>
-            <w:r>
-              <w:t>Integer</w:t>
-            </w:r>
-          </w:p>
-        </w:tc>
-        <w:tc>
-          <w:tcPr>
-            <w:tcW w:w="5996" w:type="dxa"/>
+            <w:tcW w:w="1276" w:type="dxa"/>
+          </w:tcPr>
+          <w:p>
+            <w:r>
+              <w:t>Decimal</w:t>
+            </w:r>
+          </w:p>
+        </w:tc>
+        <w:tc>
+          <w:tcPr>
+            <w:tcW w:w="5953" w:type="dxa"/>
           </w:tcPr>
           <w:p>
             <w:r>
@@ -646,7 +724,7 @@
       <w:tr>
         <w:tc>
           <w:tcPr>
-            <w:tcW w:w="3136" w:type="dxa"/>
+            <w:tcW w:w="2943" w:type="dxa"/>
           </w:tcPr>
           <w:p>
             <w:proofErr w:type="spellStart"/>
@@ -658,7 +736,7 @@
         </w:tc>
         <w:tc>
           <w:tcPr>
-            <w:tcW w:w="690" w:type="dxa"/>
+            <w:tcW w:w="709" w:type="dxa"/>
           </w:tcPr>
           <w:p>
             <w:r>
@@ -668,7 +746,7 @@
         </w:tc>
         <w:tc>
           <w:tcPr>
-            <w:tcW w:w="860" w:type="dxa"/>
+            <w:tcW w:w="1276" w:type="dxa"/>
           </w:tcPr>
           <w:p>
             <w:r>
@@ -678,7 +756,7 @@
         </w:tc>
         <w:tc>
           <w:tcPr>
-            <w:tcW w:w="5996" w:type="dxa"/>
+            <w:tcW w:w="5953" w:type="dxa"/>
           </w:tcPr>
           <w:p>
             <w:r>
@@ -690,7 +768,7 @@
       <w:tr>
         <w:tc>
           <w:tcPr>
-            <w:tcW w:w="3136" w:type="dxa"/>
+            <w:tcW w:w="2943" w:type="dxa"/>
           </w:tcPr>
           <w:p>
             <w:proofErr w:type="spellStart"/>
@@ -702,7 +780,7 @@
         </w:tc>
         <w:tc>
           <w:tcPr>
-            <w:tcW w:w="690" w:type="dxa"/>
+            <w:tcW w:w="709" w:type="dxa"/>
           </w:tcPr>
           <w:p>
             <w:r>
@@ -712,7 +790,7 @@
         </w:tc>
         <w:tc>
           <w:tcPr>
-            <w:tcW w:w="860" w:type="dxa"/>
+            <w:tcW w:w="1276" w:type="dxa"/>
           </w:tcPr>
           <w:p>
             <w:r>
@@ -722,11 +800,14 @@
         </w:tc>
         <w:tc>
           <w:tcPr>
-            <w:tcW w:w="5996" w:type="dxa"/>
+            <w:tcW w:w="5953" w:type="dxa"/>
           </w:tcPr>
           <w:p>
             <w:r>
               <w:t>State</w:t>
+            </w:r>
+            <w:r>
+              <w:t xml:space="preserve"> (2 char code)</w:t>
             </w:r>
           </w:p>
         </w:tc>
@@ -760,7 +841,7 @@
     <w:tbl>
       <w:tblPr>
         <w:tblStyle w:val="TableGrid"/>
-        <w:tblW w:w="0" w:type="auto"/>
+        <w:tblW w:w="10881" w:type="dxa"/>
         <w:tblLayout w:type="fixed"/>
         <w:tblLook w:val="04A0" w:firstRow="1" w:lastRow="0" w:firstColumn="1" w:lastColumn="0" w:noHBand="0" w:noVBand="1"/>
       </w:tblPr>
@@ -768,9 +849,8 @@
         <w:gridCol w:w="2984"/>
         <w:gridCol w:w="7"/>
         <w:gridCol w:w="661"/>
-        <w:gridCol w:w="992"/>
-        <w:gridCol w:w="6030"/>
-        <w:gridCol w:w="8"/>
+        <w:gridCol w:w="1276"/>
+        <w:gridCol w:w="5953"/>
       </w:tblGrid>
       <w:tr>
         <w:tc>
@@ -814,7 +894,7 @@
         </w:tc>
         <w:tc>
           <w:tcPr>
-            <w:tcW w:w="992" w:type="dxa"/>
+            <w:tcW w:w="1276" w:type="dxa"/>
             <w:shd w:val="clear" w:color="auto" w:fill="D9D9D9" w:themeFill="background1" w:themeFillShade="D9"/>
           </w:tcPr>
           <w:p>
@@ -833,8 +913,7 @@
         </w:tc>
         <w:tc>
           <w:tcPr>
-            <w:tcW w:w="6038" w:type="dxa"/>
-            <w:gridSpan w:val="2"/>
+            <w:tcW w:w="5953" w:type="dxa"/>
             <w:shd w:val="clear" w:color="auto" w:fill="D9D9D9" w:themeFill="background1" w:themeFillShade="D9"/>
           </w:tcPr>
           <w:p>
@@ -853,10 +932,6 @@
         </w:tc>
       </w:tr>
       <w:tr>
-        <w:trPr>
-          <w:gridAfter w:val="1"/>
-          <w:wAfter w:w="8" w:type="dxa"/>
-        </w:trPr>
         <w:tc>
           <w:tcPr>
             <w:tcW w:w="2984" w:type="dxa"/>
@@ -885,17 +960,17 @@
         </w:tc>
         <w:tc>
           <w:tcPr>
-            <w:tcW w:w="992" w:type="dxa"/>
-          </w:tcPr>
-          <w:p>
-            <w:r>
-              <w:t>Integer</w:t>
-            </w:r>
-          </w:p>
-        </w:tc>
-        <w:tc>
-          <w:tcPr>
-            <w:tcW w:w="6030" w:type="dxa"/>
+            <w:tcW w:w="1276" w:type="dxa"/>
+          </w:tcPr>
+          <w:p>
+            <w:r>
+              <w:t>String</w:t>
+            </w:r>
+          </w:p>
+        </w:tc>
+        <w:tc>
+          <w:tcPr>
+            <w:tcW w:w="5953" w:type="dxa"/>
           </w:tcPr>
           <w:p>
             <w:r>
@@ -905,10 +980,6 @@
         </w:tc>
       </w:tr>
       <w:tr>
-        <w:trPr>
-          <w:gridAfter w:val="1"/>
-          <w:wAfter w:w="8" w:type="dxa"/>
-        </w:trPr>
         <w:tc>
           <w:tcPr>
             <w:tcW w:w="2984" w:type="dxa"/>
@@ -934,7 +1005,7 @@
         </w:tc>
         <w:tc>
           <w:tcPr>
-            <w:tcW w:w="992" w:type="dxa"/>
+            <w:tcW w:w="1276" w:type="dxa"/>
           </w:tcPr>
           <w:p>
             <w:r>
@@ -944,7 +1015,7 @@
         </w:tc>
         <w:tc>
           <w:tcPr>
-            <w:tcW w:w="6030" w:type="dxa"/>
+            <w:tcW w:w="5953" w:type="dxa"/>
           </w:tcPr>
           <w:p>
             <w:r>
@@ -954,10 +1025,6 @@
         </w:tc>
       </w:tr>
       <w:tr>
-        <w:trPr>
-          <w:gridAfter w:val="1"/>
-          <w:wAfter w:w="8" w:type="dxa"/>
-        </w:trPr>
         <w:tc>
           <w:tcPr>
             <w:tcW w:w="2984" w:type="dxa"/>
@@ -983,17 +1050,17 @@
         </w:tc>
         <w:tc>
           <w:tcPr>
-            <w:tcW w:w="992" w:type="dxa"/>
-          </w:tcPr>
-          <w:p>
-            <w:r>
-              <w:t>Integer</w:t>
-            </w:r>
-          </w:p>
-        </w:tc>
-        <w:tc>
-          <w:tcPr>
-            <w:tcW w:w="6030" w:type="dxa"/>
+            <w:tcW w:w="1276" w:type="dxa"/>
+          </w:tcPr>
+          <w:p>
+            <w:r>
+              <w:t>String</w:t>
+            </w:r>
+          </w:p>
+        </w:tc>
+        <w:tc>
+          <w:tcPr>
+            <w:tcW w:w="5953" w:type="dxa"/>
           </w:tcPr>
           <w:p>
             <w:r>
@@ -1003,10 +1070,6 @@
         </w:tc>
       </w:tr>
       <w:tr>
-        <w:trPr>
-          <w:gridAfter w:val="1"/>
-          <w:wAfter w:w="8" w:type="dxa"/>
-        </w:trPr>
         <w:tc>
           <w:tcPr>
             <w:tcW w:w="2984" w:type="dxa"/>
@@ -1032,17 +1095,17 @@
         </w:tc>
         <w:tc>
           <w:tcPr>
-            <w:tcW w:w="992" w:type="dxa"/>
-          </w:tcPr>
-          <w:p>
-            <w:r>
-              <w:t>Integer</w:t>
-            </w:r>
-          </w:p>
-        </w:tc>
-        <w:tc>
-          <w:tcPr>
-            <w:tcW w:w="6030" w:type="dxa"/>
+            <w:tcW w:w="1276" w:type="dxa"/>
+          </w:tcPr>
+          <w:p>
+            <w:r>
+              <w:t>String</w:t>
+            </w:r>
+          </w:p>
+        </w:tc>
+        <w:tc>
+          <w:tcPr>
+            <w:tcW w:w="5953" w:type="dxa"/>
           </w:tcPr>
           <w:p>
             <w:r>
@@ -1052,10 +1115,6 @@
         </w:tc>
       </w:tr>
       <w:tr>
-        <w:trPr>
-          <w:gridAfter w:val="1"/>
-          <w:wAfter w:w="8" w:type="dxa"/>
-        </w:trPr>
         <w:tc>
           <w:tcPr>
             <w:tcW w:w="2984" w:type="dxa"/>
@@ -1081,17 +1140,17 @@
         </w:tc>
         <w:tc>
           <w:tcPr>
-            <w:tcW w:w="992" w:type="dxa"/>
-          </w:tcPr>
-          <w:p>
-            <w:r>
-              <w:t>Date</w:t>
-            </w:r>
-          </w:p>
-        </w:tc>
-        <w:tc>
-          <w:tcPr>
-            <w:tcW w:w="6030" w:type="dxa"/>
+            <w:tcW w:w="1276" w:type="dxa"/>
+          </w:tcPr>
+          <w:p>
+            <w:r>
+              <w:t>Timestamp</w:t>
+            </w:r>
+          </w:p>
+        </w:tc>
+        <w:tc>
+          <w:tcPr>
+            <w:tcW w:w="5953" w:type="dxa"/>
           </w:tcPr>
           <w:p>
             <w:r>
@@ -1101,10 +1160,6 @@
         </w:tc>
       </w:tr>
       <w:tr>
-        <w:trPr>
-          <w:gridAfter w:val="1"/>
-          <w:wAfter w:w="8" w:type="dxa"/>
-        </w:trPr>
         <w:tc>
           <w:tcPr>
             <w:tcW w:w="2984" w:type="dxa"/>
@@ -1128,17 +1183,17 @@
         </w:tc>
         <w:tc>
           <w:tcPr>
-            <w:tcW w:w="992" w:type="dxa"/>
-          </w:tcPr>
-          <w:p>
-            <w:r>
-              <w:t>Integer</w:t>
-            </w:r>
-          </w:p>
-        </w:tc>
-        <w:tc>
-          <w:tcPr>
-            <w:tcW w:w="6030" w:type="dxa"/>
+            <w:tcW w:w="1276" w:type="dxa"/>
+          </w:tcPr>
+          <w:p>
+            <w:r>
+              <w:t>Decimal</w:t>
+            </w:r>
+          </w:p>
+        </w:tc>
+        <w:tc>
+          <w:tcPr>
+            <w:tcW w:w="5953" w:type="dxa"/>
           </w:tcPr>
           <w:p>
             <w:r>
@@ -1148,10 +1203,6 @@
         </w:tc>
       </w:tr>
       <w:tr>
-        <w:trPr>
-          <w:gridAfter w:val="1"/>
-          <w:wAfter w:w="8" w:type="dxa"/>
-        </w:trPr>
         <w:tc>
           <w:tcPr>
             <w:tcW w:w="2984" w:type="dxa"/>
@@ -1177,27 +1228,28 @@
         </w:tc>
         <w:tc>
           <w:tcPr>
-            <w:tcW w:w="992" w:type="dxa"/>
-          </w:tcPr>
-          <w:p>
-            <w:r>
-              <w:t>Integer</w:t>
-            </w:r>
-          </w:p>
-        </w:tc>
-        <w:tc>
-          <w:tcPr>
-            <w:tcW w:w="6030" w:type="dxa"/>
+            <w:tcW w:w="1276" w:type="dxa"/>
+          </w:tcPr>
+          <w:p>
+            <w:r>
+              <w:t>Decimal</w:t>
+            </w:r>
+          </w:p>
+        </w:tc>
+        <w:tc>
+          <w:tcPr>
+            <w:tcW w:w="5953" w:type="dxa"/>
           </w:tcPr>
           <w:p>
             <w:r>
               <w:t xml:space="preserve">item freight value item (if an order has more than one item the freight value is </w:t>
             </w:r>
-            <w:proofErr w:type="spellStart"/>
-            <w:r>
-              <w:t>splitted</w:t>
-            </w:r>
-            <w:proofErr w:type="spellEnd"/>
+            <w:r>
+              <w:t>sp</w:t>
+            </w:r>
+            <w:r>
+              <w:t>lint</w:t>
+            </w:r>
             <w:r>
               <w:t xml:space="preserve"> between items)</w:t>
             </w:r>
@@ -1237,16 +1289,16 @@
         <w:tblLook w:val="04A0" w:firstRow="1" w:lastRow="0" w:firstColumn="1" w:lastColumn="0" w:noHBand="0" w:noVBand="1"/>
       </w:tblPr>
       <w:tblGrid>
-        <w:gridCol w:w="3016"/>
-        <w:gridCol w:w="693"/>
-        <w:gridCol w:w="860"/>
-        <w:gridCol w:w="6107"/>
+        <w:gridCol w:w="2943"/>
+        <w:gridCol w:w="766"/>
+        <w:gridCol w:w="1219"/>
+        <w:gridCol w:w="5748"/>
         <w:gridCol w:w="6"/>
       </w:tblGrid>
       <w:tr>
         <w:tc>
           <w:tcPr>
-            <w:tcW w:w="3225" w:type="dxa"/>
+            <w:tcW w:w="2943" w:type="dxa"/>
             <w:shd w:val="clear" w:color="auto" w:fill="D9D9D9" w:themeFill="background1" w:themeFillShade="D9"/>
           </w:tcPr>
           <w:p>
@@ -1265,7 +1317,7 @@
         </w:tc>
         <w:tc>
           <w:tcPr>
-            <w:tcW w:w="730" w:type="dxa"/>
+            <w:tcW w:w="766" w:type="dxa"/>
             <w:shd w:val="clear" w:color="auto" w:fill="D9D9D9" w:themeFill="background1" w:themeFillShade="D9"/>
           </w:tcPr>
           <w:p>
@@ -1284,7 +1336,7 @@
         </w:tc>
         <w:tc>
           <w:tcPr>
-            <w:tcW w:w="860" w:type="dxa"/>
+            <w:tcW w:w="1219" w:type="dxa"/>
             <w:shd w:val="clear" w:color="auto" w:fill="D9D9D9" w:themeFill="background1" w:themeFillShade="D9"/>
           </w:tcPr>
           <w:p>
@@ -1303,7 +1355,7 @@
         </w:tc>
         <w:tc>
           <w:tcPr>
-            <w:tcW w:w="7284" w:type="dxa"/>
+            <w:tcW w:w="5754" w:type="dxa"/>
             <w:gridSpan w:val="2"/>
             <w:shd w:val="clear" w:color="auto" w:fill="D9D9D9" w:themeFill="background1" w:themeFillShade="D9"/>
           </w:tcPr>
@@ -1329,7 +1381,7 @@
         </w:trPr>
         <w:tc>
           <w:tcPr>
-            <w:tcW w:w="3220" w:type="dxa"/>
+            <w:tcW w:w="2943" w:type="dxa"/>
           </w:tcPr>
           <w:p>
             <w:r>
@@ -1344,7 +1396,7 @@
         </w:tc>
         <w:tc>
           <w:tcPr>
-            <w:tcW w:w="729" w:type="dxa"/>
+            <w:tcW w:w="766" w:type="dxa"/>
           </w:tcPr>
           <w:p>
             <w:r>
@@ -1354,17 +1406,17 @@
         </w:tc>
         <w:tc>
           <w:tcPr>
-            <w:tcW w:w="860" w:type="dxa"/>
-          </w:tcPr>
-          <w:p>
-            <w:r>
-              <w:t>Integer</w:t>
-            </w:r>
-          </w:p>
-        </w:tc>
-        <w:tc>
-          <w:tcPr>
-            <w:tcW w:w="7284" w:type="dxa"/>
+            <w:tcW w:w="1219" w:type="dxa"/>
+          </w:tcPr>
+          <w:p>
+            <w:r>
+              <w:t>String</w:t>
+            </w:r>
+          </w:p>
+        </w:tc>
+        <w:tc>
+          <w:tcPr>
+            <w:tcW w:w="5748" w:type="dxa"/>
           </w:tcPr>
           <w:p>
             <w:proofErr w:type="gramStart"/>
@@ -1385,7 +1437,7 @@
         </w:trPr>
         <w:tc>
           <w:tcPr>
-            <w:tcW w:w="3220" w:type="dxa"/>
+            <w:tcW w:w="2943" w:type="dxa"/>
           </w:tcPr>
           <w:p>
             <w:proofErr w:type="spellStart"/>
@@ -1397,7 +1449,7 @@
         </w:tc>
         <w:tc>
           <w:tcPr>
-            <w:tcW w:w="729" w:type="dxa"/>
+            <w:tcW w:w="766" w:type="dxa"/>
           </w:tcPr>
           <w:p>
             <w:r>
@@ -1407,7 +1459,7 @@
         </w:tc>
         <w:tc>
           <w:tcPr>
-            <w:tcW w:w="860" w:type="dxa"/>
+            <w:tcW w:w="1219" w:type="dxa"/>
           </w:tcPr>
           <w:p>
             <w:r>
@@ -1417,7 +1469,7 @@
         </w:tc>
         <w:tc>
           <w:tcPr>
-            <w:tcW w:w="7284" w:type="dxa"/>
+            <w:tcW w:w="5748" w:type="dxa"/>
           </w:tcPr>
           <w:p>
             <w:proofErr w:type="gramStart"/>
@@ -1438,7 +1490,7 @@
         </w:trPr>
         <w:tc>
           <w:tcPr>
-            <w:tcW w:w="3220" w:type="dxa"/>
+            <w:tcW w:w="2943" w:type="dxa"/>
           </w:tcPr>
           <w:p>
             <w:proofErr w:type="spellStart"/>
@@ -1450,7 +1502,7 @@
         </w:tc>
         <w:tc>
           <w:tcPr>
-            <w:tcW w:w="729" w:type="dxa"/>
+            <w:tcW w:w="766" w:type="dxa"/>
           </w:tcPr>
           <w:p>
             <w:r>
@@ -1460,7 +1512,7 @@
         </w:tc>
         <w:tc>
           <w:tcPr>
-            <w:tcW w:w="860" w:type="dxa"/>
+            <w:tcW w:w="1219" w:type="dxa"/>
           </w:tcPr>
           <w:p>
             <w:r>
@@ -1470,7 +1522,7 @@
         </w:tc>
         <w:tc>
           <w:tcPr>
-            <w:tcW w:w="7284" w:type="dxa"/>
+            <w:tcW w:w="5748" w:type="dxa"/>
           </w:tcPr>
           <w:p>
             <w:proofErr w:type="gramStart"/>
@@ -1491,7 +1543,7 @@
         </w:trPr>
         <w:tc>
           <w:tcPr>
-            <w:tcW w:w="3220" w:type="dxa"/>
+            <w:tcW w:w="2943" w:type="dxa"/>
           </w:tcPr>
           <w:p>
             <w:proofErr w:type="spellStart"/>
@@ -1503,7 +1555,7 @@
         </w:tc>
         <w:tc>
           <w:tcPr>
-            <w:tcW w:w="729" w:type="dxa"/>
+            <w:tcW w:w="766" w:type="dxa"/>
           </w:tcPr>
           <w:p>
             <w:r>
@@ -1513,7 +1565,7 @@
         </w:tc>
         <w:tc>
           <w:tcPr>
-            <w:tcW w:w="860" w:type="dxa"/>
+            <w:tcW w:w="1219" w:type="dxa"/>
           </w:tcPr>
           <w:p>
             <w:r>
@@ -1523,7 +1575,7 @@
         </w:tc>
         <w:tc>
           <w:tcPr>
-            <w:tcW w:w="7284" w:type="dxa"/>
+            <w:tcW w:w="5748" w:type="dxa"/>
           </w:tcPr>
           <w:p>
             <w:proofErr w:type="gramStart"/>
@@ -1552,7 +1604,7 @@
         </w:trPr>
         <w:tc>
           <w:tcPr>
-            <w:tcW w:w="3220" w:type="dxa"/>
+            <w:tcW w:w="2943" w:type="dxa"/>
           </w:tcPr>
           <w:p>
             <w:proofErr w:type="spellStart"/>
@@ -1564,7 +1616,7 @@
         </w:tc>
         <w:tc>
           <w:tcPr>
-            <w:tcW w:w="729" w:type="dxa"/>
+            <w:tcW w:w="766" w:type="dxa"/>
           </w:tcPr>
           <w:p>
             <w:r>
@@ -1574,17 +1626,17 @@
         </w:tc>
         <w:tc>
           <w:tcPr>
-            <w:tcW w:w="860" w:type="dxa"/>
-          </w:tcPr>
-          <w:p>
-            <w:r>
-              <w:t>Integer</w:t>
-            </w:r>
-          </w:p>
-        </w:tc>
-        <w:tc>
-          <w:tcPr>
-            <w:tcW w:w="7284" w:type="dxa"/>
+            <w:tcW w:w="1219" w:type="dxa"/>
+          </w:tcPr>
+          <w:p>
+            <w:r>
+              <w:t>Decimal</w:t>
+            </w:r>
+          </w:p>
+        </w:tc>
+        <w:tc>
+          <w:tcPr>
+            <w:tcW w:w="5748" w:type="dxa"/>
           </w:tcPr>
           <w:p>
             <w:proofErr w:type="spellStart"/>
@@ -1592,463 +1644,6 @@
               <w:t>payment_value</w:t>
             </w:r>
             <w:proofErr w:type="spellEnd"/>
-          </w:p>
-        </w:tc>
-      </w:tr>
-    </w:tbl>
-    <w:p>
-      <w:pPr>
-        <w:shd w:val="clear" w:color="auto" w:fill="FFFFFF"/>
-        <w:spacing w:after="0" w:line="480" w:lineRule="atLeast"/>
-        <w:textAlignment w:val="baseline"/>
-        <w:outlineLvl w:val="1"/>
-      </w:pPr>
-      <w:r>
-        <w:rPr>
-          <w:b/>
-        </w:rPr>
-        <w:t>Table:</w:t>
-      </w:r>
-      <w:r>
-        <w:t xml:space="preserve"> </w:t>
-      </w:r>
-      <w:proofErr w:type="spellStart"/>
-      <w:r>
-        <w:t>olist_order_reviews_dataset</w:t>
-      </w:r>
-      <w:proofErr w:type="spellEnd"/>
-      <w:r>
-        <w:t xml:space="preserve"> </w:t>
-      </w:r>
-    </w:p>
-    <w:tbl>
-      <w:tblPr>
-        <w:tblStyle w:val="TableGrid"/>
-        <w:tblW w:w="0" w:type="auto"/>
-        <w:tblLayout w:type="fixed"/>
-        <w:tblLook w:val="04A0" w:firstRow="1" w:lastRow="0" w:firstColumn="1" w:lastColumn="0" w:noHBand="0" w:noVBand="1"/>
-      </w:tblPr>
-      <w:tblGrid>
-        <w:gridCol w:w="3085"/>
-        <w:gridCol w:w="567"/>
-        <w:gridCol w:w="973"/>
-        <w:gridCol w:w="6043"/>
-        <w:gridCol w:w="14"/>
-      </w:tblGrid>
-      <w:tr>
-        <w:tc>
-          <w:tcPr>
-            <w:tcW w:w="3085" w:type="dxa"/>
-            <w:shd w:val="clear" w:color="auto" w:fill="D9D9D9" w:themeFill="background1" w:themeFillShade="D9"/>
-          </w:tcPr>
-          <w:p>
-            <w:pPr>
-              <w:rPr>
-                <w:b/>
-              </w:rPr>
-            </w:pPr>
-            <w:r>
-              <w:rPr>
-                <w:b/>
-              </w:rPr>
-              <w:t>Name</w:t>
-            </w:r>
-          </w:p>
-        </w:tc>
-        <w:tc>
-          <w:tcPr>
-            <w:tcW w:w="567" w:type="dxa"/>
-            <w:shd w:val="clear" w:color="auto" w:fill="D9D9D9" w:themeFill="background1" w:themeFillShade="D9"/>
-          </w:tcPr>
-          <w:p>
-            <w:pPr>
-              <w:rPr>
-                <w:b/>
-              </w:rPr>
-            </w:pPr>
-            <w:r>
-              <w:rPr>
-                <w:b/>
-              </w:rPr>
-              <w:t>Key</w:t>
-            </w:r>
-          </w:p>
-        </w:tc>
-        <w:tc>
-          <w:tcPr>
-            <w:tcW w:w="973" w:type="dxa"/>
-            <w:shd w:val="clear" w:color="auto" w:fill="D9D9D9" w:themeFill="background1" w:themeFillShade="D9"/>
-          </w:tcPr>
-          <w:p>
-            <w:pPr>
-              <w:rPr>
-                <w:b/>
-              </w:rPr>
-            </w:pPr>
-            <w:r>
-              <w:rPr>
-                <w:b/>
-              </w:rPr>
-              <w:t>Type</w:t>
-            </w:r>
-          </w:p>
-        </w:tc>
-        <w:tc>
-          <w:tcPr>
-            <w:tcW w:w="6057" w:type="dxa"/>
-            <w:gridSpan w:val="2"/>
-            <w:shd w:val="clear" w:color="auto" w:fill="D9D9D9" w:themeFill="background1" w:themeFillShade="D9"/>
-          </w:tcPr>
-          <w:p>
-            <w:pPr>
-              <w:rPr>
-                <w:b/>
-              </w:rPr>
-            </w:pPr>
-            <w:r>
-              <w:rPr>
-                <w:b/>
-              </w:rPr>
-              <w:t>Description</w:t>
-            </w:r>
-          </w:p>
-        </w:tc>
-      </w:tr>
-      <w:tr>
-        <w:trPr>
-          <w:gridAfter w:val="1"/>
-          <w:wAfter w:w="14" w:type="dxa"/>
-        </w:trPr>
-        <w:tc>
-          <w:tcPr>
-            <w:tcW w:w="3085" w:type="dxa"/>
-          </w:tcPr>
-          <w:p>
-            <w:proofErr w:type="spellStart"/>
-            <w:r>
-              <w:t>review_id</w:t>
-            </w:r>
-            <w:proofErr w:type="spellEnd"/>
-          </w:p>
-        </w:tc>
-        <w:tc>
-          <w:tcPr>
-            <w:tcW w:w="567" w:type="dxa"/>
-          </w:tcPr>
-          <w:p>
-            <w:r>
-              <w:t>Yes</w:t>
-            </w:r>
-          </w:p>
-        </w:tc>
-        <w:tc>
-          <w:tcPr>
-            <w:tcW w:w="973" w:type="dxa"/>
-          </w:tcPr>
-          <w:p>
-            <w:r>
-              <w:t>Integer</w:t>
-            </w:r>
-          </w:p>
-        </w:tc>
-        <w:tc>
-          <w:tcPr>
-            <w:tcW w:w="6043" w:type="dxa"/>
-          </w:tcPr>
-          <w:p>
-            <w:r>
-              <w:t>unique review identifier</w:t>
-            </w:r>
-          </w:p>
-        </w:tc>
-      </w:tr>
-      <w:tr>
-        <w:trPr>
-          <w:gridAfter w:val="1"/>
-          <w:wAfter w:w="14" w:type="dxa"/>
-        </w:trPr>
-        <w:tc>
-          <w:tcPr>
-            <w:tcW w:w="3085" w:type="dxa"/>
-          </w:tcPr>
-          <w:p>
-            <w:proofErr w:type="spellStart"/>
-            <w:r>
-              <w:t>order_id</w:t>
-            </w:r>
-            <w:proofErr w:type="spellEnd"/>
-          </w:p>
-        </w:tc>
-        <w:tc>
-          <w:tcPr>
-            <w:tcW w:w="567" w:type="dxa"/>
-          </w:tcPr>
-          <w:p>
-            <w:r>
-              <w:t>Yes</w:t>
-            </w:r>
-          </w:p>
-        </w:tc>
-        <w:tc>
-          <w:tcPr>
-            <w:tcW w:w="973" w:type="dxa"/>
-          </w:tcPr>
-          <w:p>
-            <w:r>
-              <w:t>Integer</w:t>
-            </w:r>
-          </w:p>
-        </w:tc>
-        <w:tc>
-          <w:tcPr>
-            <w:tcW w:w="6043" w:type="dxa"/>
-          </w:tcPr>
-          <w:p>
-            <w:r>
-              <w:t>unique order identifier</w:t>
-            </w:r>
-          </w:p>
-        </w:tc>
-      </w:tr>
-      <w:tr>
-        <w:trPr>
-          <w:gridAfter w:val="1"/>
-          <w:wAfter w:w="14" w:type="dxa"/>
-        </w:trPr>
-        <w:tc>
-          <w:tcPr>
-            <w:tcW w:w="3085" w:type="dxa"/>
-          </w:tcPr>
-          <w:p>
-            <w:proofErr w:type="spellStart"/>
-            <w:r>
-              <w:t>review_score</w:t>
-            </w:r>
-            <w:proofErr w:type="spellEnd"/>
-          </w:p>
-        </w:tc>
-        <w:tc>
-          <w:tcPr>
-            <w:tcW w:w="567" w:type="dxa"/>
-          </w:tcPr>
-          <w:p>
-            <w:r>
-              <w:t>No</w:t>
-            </w:r>
-          </w:p>
-        </w:tc>
-        <w:tc>
-          <w:tcPr>
-            <w:tcW w:w="973" w:type="dxa"/>
-          </w:tcPr>
-          <w:p>
-            <w:r>
-              <w:t>Integer</w:t>
-            </w:r>
-          </w:p>
-        </w:tc>
-        <w:tc>
-          <w:tcPr>
-            <w:tcW w:w="6043" w:type="dxa"/>
-          </w:tcPr>
-          <w:p>
-            <w:r>
-              <w:t>Note ranging from 1 to 5 given by the customer on a satisfaction survey.</w:t>
-            </w:r>
-          </w:p>
-        </w:tc>
-      </w:tr>
-      <w:tr>
-        <w:trPr>
-          <w:gridAfter w:val="1"/>
-          <w:wAfter w:w="14" w:type="dxa"/>
-        </w:trPr>
-        <w:tc>
-          <w:tcPr>
-            <w:tcW w:w="3085" w:type="dxa"/>
-          </w:tcPr>
-          <w:p>
-            <w:proofErr w:type="spellStart"/>
-            <w:r>
-              <w:t>review_comment_title</w:t>
-            </w:r>
-            <w:proofErr w:type="spellEnd"/>
-          </w:p>
-        </w:tc>
-        <w:tc>
-          <w:tcPr>
-            <w:tcW w:w="567" w:type="dxa"/>
-          </w:tcPr>
-          <w:p>
-            <w:r>
-              <w:t>No</w:t>
-            </w:r>
-          </w:p>
-        </w:tc>
-        <w:tc>
-          <w:tcPr>
-            <w:tcW w:w="973" w:type="dxa"/>
-          </w:tcPr>
-          <w:p>
-            <w:r>
-              <w:t>String</w:t>
-            </w:r>
-          </w:p>
-        </w:tc>
-        <w:tc>
-          <w:tcPr>
-            <w:tcW w:w="6043" w:type="dxa"/>
-          </w:tcPr>
-          <w:p>
-            <w:r>
-              <w:t>Comment title from the review left by the customer, in Portuguese.</w:t>
-            </w:r>
-          </w:p>
-        </w:tc>
-      </w:tr>
-      <w:tr>
-        <w:trPr>
-          <w:gridAfter w:val="1"/>
-          <w:wAfter w:w="14" w:type="dxa"/>
-        </w:trPr>
-        <w:tc>
-          <w:tcPr>
-            <w:tcW w:w="3085" w:type="dxa"/>
-          </w:tcPr>
-          <w:p>
-            <w:proofErr w:type="spellStart"/>
-            <w:r>
-              <w:t>review_comment_message</w:t>
-            </w:r>
-            <w:proofErr w:type="spellEnd"/>
-          </w:p>
-        </w:tc>
-        <w:tc>
-          <w:tcPr>
-            <w:tcW w:w="567" w:type="dxa"/>
-          </w:tcPr>
-          <w:p>
-            <w:r>
-              <w:t>No</w:t>
-            </w:r>
-          </w:p>
-        </w:tc>
-        <w:tc>
-          <w:tcPr>
-            <w:tcW w:w="973" w:type="dxa"/>
-          </w:tcPr>
-          <w:p>
-            <w:r>
-              <w:t>String</w:t>
-            </w:r>
-          </w:p>
-        </w:tc>
-        <w:tc>
-          <w:tcPr>
-            <w:tcW w:w="6043" w:type="dxa"/>
-          </w:tcPr>
-          <w:p>
-            <w:proofErr w:type="spellStart"/>
-            <w:r>
-              <w:t>review_comment_message</w:t>
-            </w:r>
-            <w:proofErr w:type="spellEnd"/>
-          </w:p>
-        </w:tc>
-      </w:tr>
-      <w:tr>
-        <w:trPr>
-          <w:gridAfter w:val="1"/>
-          <w:wAfter w:w="14" w:type="dxa"/>
-        </w:trPr>
-        <w:tc>
-          <w:tcPr>
-            <w:tcW w:w="3085" w:type="dxa"/>
-          </w:tcPr>
-          <w:p>
-            <w:proofErr w:type="spellStart"/>
-            <w:r>
-              <w:t>review_creation_date</w:t>
-            </w:r>
-            <w:proofErr w:type="spellEnd"/>
-          </w:p>
-        </w:tc>
-        <w:tc>
-          <w:tcPr>
-            <w:tcW w:w="567" w:type="dxa"/>
-          </w:tcPr>
-          <w:p>
-            <w:r>
-              <w:t>No</w:t>
-            </w:r>
-          </w:p>
-        </w:tc>
-        <w:tc>
-          <w:tcPr>
-            <w:tcW w:w="973" w:type="dxa"/>
-          </w:tcPr>
-          <w:p>
-            <w:r>
-              <w:t>Date</w:t>
-            </w:r>
-          </w:p>
-        </w:tc>
-        <w:tc>
-          <w:tcPr>
-            <w:tcW w:w="6043" w:type="dxa"/>
-          </w:tcPr>
-          <w:p>
-            <w:r>
-              <w:t>Shows the date in which the satisfaction survey was sent to the customer.</w:t>
-            </w:r>
-          </w:p>
-        </w:tc>
-      </w:tr>
-      <w:tr>
-        <w:trPr>
-          <w:gridAfter w:val="1"/>
-          <w:wAfter w:w="14" w:type="dxa"/>
-        </w:trPr>
-        <w:tc>
-          <w:tcPr>
-            <w:tcW w:w="3085" w:type="dxa"/>
-          </w:tcPr>
-          <w:p>
-            <w:proofErr w:type="spellStart"/>
-            <w:r>
-              <w:t>review_answer_timestamp</w:t>
-            </w:r>
-            <w:proofErr w:type="spellEnd"/>
-          </w:p>
-        </w:tc>
-        <w:tc>
-          <w:tcPr>
-            <w:tcW w:w="567" w:type="dxa"/>
-          </w:tcPr>
-          <w:p>
-            <w:r>
-              <w:t>No</w:t>
-            </w:r>
-          </w:p>
-        </w:tc>
-        <w:tc>
-          <w:tcPr>
-            <w:tcW w:w="973" w:type="dxa"/>
-          </w:tcPr>
-          <w:p>
-            <w:r>
-              <w:t>Date</w:t>
-            </w:r>
-          </w:p>
-        </w:tc>
-        <w:tc>
-          <w:tcPr>
-            <w:tcW w:w="6043" w:type="dxa"/>
-          </w:tcPr>
-          <w:p>
-            <w:r>
-              <w:t>Shows satisfaction survey answer timestamp.</w:t>
-            </w:r>
           </w:p>
         </w:tc>
       </w:tr>
@@ -2096,6 +1691,465 @@
       </w:r>
       <w:proofErr w:type="spellStart"/>
       <w:r>
+        <w:t>olist_order_reviews_dataset</w:t>
+      </w:r>
+      <w:proofErr w:type="spellEnd"/>
+      <w:r>
+        <w:t xml:space="preserve"> </w:t>
+      </w:r>
+    </w:p>
+    <w:tbl>
+      <w:tblPr>
+        <w:tblStyle w:val="TableGrid"/>
+        <w:tblW w:w="0" w:type="auto"/>
+        <w:tblLayout w:type="fixed"/>
+        <w:tblLook w:val="04A0" w:firstRow="1" w:lastRow="0" w:firstColumn="1" w:lastColumn="0" w:noHBand="0" w:noVBand="1"/>
+      </w:tblPr>
+      <w:tblGrid>
+        <w:gridCol w:w="2943"/>
+        <w:gridCol w:w="709"/>
+        <w:gridCol w:w="1276"/>
+        <w:gridCol w:w="5740"/>
+        <w:gridCol w:w="14"/>
+      </w:tblGrid>
+      <w:tr>
+        <w:tc>
+          <w:tcPr>
+            <w:tcW w:w="2943" w:type="dxa"/>
+            <w:shd w:val="clear" w:color="auto" w:fill="D9D9D9" w:themeFill="background1" w:themeFillShade="D9"/>
+          </w:tcPr>
+          <w:p>
+            <w:pPr>
+              <w:rPr>
+                <w:b/>
+              </w:rPr>
+            </w:pPr>
+            <w:r>
+              <w:rPr>
+                <w:b/>
+              </w:rPr>
+              <w:t>Name</w:t>
+            </w:r>
+          </w:p>
+        </w:tc>
+        <w:tc>
+          <w:tcPr>
+            <w:tcW w:w="709" w:type="dxa"/>
+            <w:shd w:val="clear" w:color="auto" w:fill="D9D9D9" w:themeFill="background1" w:themeFillShade="D9"/>
+          </w:tcPr>
+          <w:p>
+            <w:pPr>
+              <w:rPr>
+                <w:b/>
+              </w:rPr>
+            </w:pPr>
+            <w:r>
+              <w:rPr>
+                <w:b/>
+              </w:rPr>
+              <w:t>Key</w:t>
+            </w:r>
+          </w:p>
+        </w:tc>
+        <w:tc>
+          <w:tcPr>
+            <w:tcW w:w="1276" w:type="dxa"/>
+            <w:shd w:val="clear" w:color="auto" w:fill="D9D9D9" w:themeFill="background1" w:themeFillShade="D9"/>
+          </w:tcPr>
+          <w:p>
+            <w:pPr>
+              <w:rPr>
+                <w:b/>
+              </w:rPr>
+            </w:pPr>
+            <w:r>
+              <w:rPr>
+                <w:b/>
+              </w:rPr>
+              <w:t>Type</w:t>
+            </w:r>
+          </w:p>
+        </w:tc>
+        <w:tc>
+          <w:tcPr>
+            <w:tcW w:w="5754" w:type="dxa"/>
+            <w:gridSpan w:val="2"/>
+            <w:shd w:val="clear" w:color="auto" w:fill="D9D9D9" w:themeFill="background1" w:themeFillShade="D9"/>
+          </w:tcPr>
+          <w:p>
+            <w:pPr>
+              <w:rPr>
+                <w:b/>
+              </w:rPr>
+            </w:pPr>
+            <w:r>
+              <w:rPr>
+                <w:b/>
+              </w:rPr>
+              <w:t>Description</w:t>
+            </w:r>
+          </w:p>
+        </w:tc>
+      </w:tr>
+      <w:tr>
+        <w:trPr>
+          <w:gridAfter w:val="1"/>
+          <w:wAfter w:w="14" w:type="dxa"/>
+        </w:trPr>
+        <w:tc>
+          <w:tcPr>
+            <w:tcW w:w="2943" w:type="dxa"/>
+          </w:tcPr>
+          <w:p>
+            <w:proofErr w:type="spellStart"/>
+            <w:r>
+              <w:t>review_id</w:t>
+            </w:r>
+            <w:proofErr w:type="spellEnd"/>
+          </w:p>
+        </w:tc>
+        <w:tc>
+          <w:tcPr>
+            <w:tcW w:w="709" w:type="dxa"/>
+          </w:tcPr>
+          <w:p>
+            <w:r>
+              <w:t>Yes</w:t>
+            </w:r>
+          </w:p>
+        </w:tc>
+        <w:tc>
+          <w:tcPr>
+            <w:tcW w:w="1276" w:type="dxa"/>
+          </w:tcPr>
+          <w:p>
+            <w:r>
+              <w:t>String</w:t>
+            </w:r>
+          </w:p>
+        </w:tc>
+        <w:tc>
+          <w:tcPr>
+            <w:tcW w:w="5740" w:type="dxa"/>
+          </w:tcPr>
+          <w:p>
+            <w:r>
+              <w:t>unique review identifier</w:t>
+            </w:r>
+          </w:p>
+        </w:tc>
+      </w:tr>
+      <w:tr>
+        <w:trPr>
+          <w:gridAfter w:val="1"/>
+          <w:wAfter w:w="14" w:type="dxa"/>
+        </w:trPr>
+        <w:tc>
+          <w:tcPr>
+            <w:tcW w:w="2943" w:type="dxa"/>
+          </w:tcPr>
+          <w:p>
+            <w:proofErr w:type="spellStart"/>
+            <w:r>
+              <w:t>order_id</w:t>
+            </w:r>
+            <w:proofErr w:type="spellEnd"/>
+          </w:p>
+        </w:tc>
+        <w:tc>
+          <w:tcPr>
+            <w:tcW w:w="709" w:type="dxa"/>
+          </w:tcPr>
+          <w:p>
+            <w:r>
+              <w:t>Yes</w:t>
+            </w:r>
+          </w:p>
+        </w:tc>
+        <w:tc>
+          <w:tcPr>
+            <w:tcW w:w="1276" w:type="dxa"/>
+          </w:tcPr>
+          <w:p>
+            <w:r>
+              <w:t>String</w:t>
+            </w:r>
+          </w:p>
+        </w:tc>
+        <w:tc>
+          <w:tcPr>
+            <w:tcW w:w="5740" w:type="dxa"/>
+          </w:tcPr>
+          <w:p>
+            <w:r>
+              <w:t>unique order identifier</w:t>
+            </w:r>
+          </w:p>
+        </w:tc>
+      </w:tr>
+      <w:tr>
+        <w:trPr>
+          <w:gridAfter w:val="1"/>
+          <w:wAfter w:w="14" w:type="dxa"/>
+        </w:trPr>
+        <w:tc>
+          <w:tcPr>
+            <w:tcW w:w="2943" w:type="dxa"/>
+          </w:tcPr>
+          <w:p>
+            <w:proofErr w:type="spellStart"/>
+            <w:r>
+              <w:t>review_score</w:t>
+            </w:r>
+            <w:proofErr w:type="spellEnd"/>
+          </w:p>
+        </w:tc>
+        <w:tc>
+          <w:tcPr>
+            <w:tcW w:w="709" w:type="dxa"/>
+          </w:tcPr>
+          <w:p>
+            <w:r>
+              <w:t>No</w:t>
+            </w:r>
+          </w:p>
+        </w:tc>
+        <w:tc>
+          <w:tcPr>
+            <w:tcW w:w="1276" w:type="dxa"/>
+          </w:tcPr>
+          <w:p>
+            <w:r>
+              <w:t>Integer</w:t>
+            </w:r>
+          </w:p>
+        </w:tc>
+        <w:tc>
+          <w:tcPr>
+            <w:tcW w:w="5740" w:type="dxa"/>
+          </w:tcPr>
+          <w:p>
+            <w:r>
+              <w:t>Note ranging from 1 to 5 given by the customer on a satisfaction survey.</w:t>
+            </w:r>
+          </w:p>
+        </w:tc>
+      </w:tr>
+      <w:tr>
+        <w:trPr>
+          <w:gridAfter w:val="1"/>
+          <w:wAfter w:w="14" w:type="dxa"/>
+        </w:trPr>
+        <w:tc>
+          <w:tcPr>
+            <w:tcW w:w="2943" w:type="dxa"/>
+          </w:tcPr>
+          <w:p>
+            <w:proofErr w:type="spellStart"/>
+            <w:r>
+              <w:t>review_comment_title</w:t>
+            </w:r>
+            <w:proofErr w:type="spellEnd"/>
+          </w:p>
+        </w:tc>
+        <w:tc>
+          <w:tcPr>
+            <w:tcW w:w="709" w:type="dxa"/>
+          </w:tcPr>
+          <w:p>
+            <w:r>
+              <w:t>No</w:t>
+            </w:r>
+          </w:p>
+        </w:tc>
+        <w:tc>
+          <w:tcPr>
+            <w:tcW w:w="1276" w:type="dxa"/>
+          </w:tcPr>
+          <w:p>
+            <w:r>
+              <w:t>String</w:t>
+            </w:r>
+          </w:p>
+        </w:tc>
+        <w:tc>
+          <w:tcPr>
+            <w:tcW w:w="5740" w:type="dxa"/>
+          </w:tcPr>
+          <w:p>
+            <w:r>
+              <w:t>Comment title from the review left by the customer, in Portuguese.</w:t>
+            </w:r>
+          </w:p>
+        </w:tc>
+      </w:tr>
+      <w:tr>
+        <w:trPr>
+          <w:gridAfter w:val="1"/>
+          <w:wAfter w:w="14" w:type="dxa"/>
+        </w:trPr>
+        <w:tc>
+          <w:tcPr>
+            <w:tcW w:w="2943" w:type="dxa"/>
+          </w:tcPr>
+          <w:p>
+            <w:proofErr w:type="spellStart"/>
+            <w:r>
+              <w:t>review_comment_message</w:t>
+            </w:r>
+            <w:proofErr w:type="spellEnd"/>
+          </w:p>
+        </w:tc>
+        <w:tc>
+          <w:tcPr>
+            <w:tcW w:w="709" w:type="dxa"/>
+          </w:tcPr>
+          <w:p>
+            <w:r>
+              <w:t>No</w:t>
+            </w:r>
+          </w:p>
+        </w:tc>
+        <w:tc>
+          <w:tcPr>
+            <w:tcW w:w="1276" w:type="dxa"/>
+          </w:tcPr>
+          <w:p>
+            <w:r>
+              <w:t>String</w:t>
+            </w:r>
+          </w:p>
+        </w:tc>
+        <w:tc>
+          <w:tcPr>
+            <w:tcW w:w="5740" w:type="dxa"/>
+          </w:tcPr>
+          <w:p>
+            <w:proofErr w:type="spellStart"/>
+            <w:r>
+              <w:t>review_comment_message</w:t>
+            </w:r>
+            <w:proofErr w:type="spellEnd"/>
+          </w:p>
+        </w:tc>
+      </w:tr>
+      <w:tr>
+        <w:trPr>
+          <w:gridAfter w:val="1"/>
+          <w:wAfter w:w="14" w:type="dxa"/>
+        </w:trPr>
+        <w:tc>
+          <w:tcPr>
+            <w:tcW w:w="2943" w:type="dxa"/>
+          </w:tcPr>
+          <w:p>
+            <w:proofErr w:type="spellStart"/>
+            <w:r>
+              <w:t>review_creation_date</w:t>
+            </w:r>
+            <w:proofErr w:type="spellEnd"/>
+          </w:p>
+        </w:tc>
+        <w:tc>
+          <w:tcPr>
+            <w:tcW w:w="709" w:type="dxa"/>
+          </w:tcPr>
+          <w:p>
+            <w:r>
+              <w:t>No</w:t>
+            </w:r>
+          </w:p>
+        </w:tc>
+        <w:tc>
+          <w:tcPr>
+            <w:tcW w:w="1276" w:type="dxa"/>
+          </w:tcPr>
+          <w:p>
+            <w:r>
+              <w:t>Timestamp</w:t>
+            </w:r>
+          </w:p>
+        </w:tc>
+        <w:tc>
+          <w:tcPr>
+            <w:tcW w:w="5740" w:type="dxa"/>
+          </w:tcPr>
+          <w:p>
+            <w:r>
+              <w:t>Shows the date in which the satisfaction survey was sent to the customer.</w:t>
+            </w:r>
+          </w:p>
+        </w:tc>
+      </w:tr>
+      <w:tr>
+        <w:trPr>
+          <w:gridAfter w:val="1"/>
+          <w:wAfter w:w="14" w:type="dxa"/>
+        </w:trPr>
+        <w:tc>
+          <w:tcPr>
+            <w:tcW w:w="2943" w:type="dxa"/>
+          </w:tcPr>
+          <w:p>
+            <w:proofErr w:type="spellStart"/>
+            <w:r>
+              <w:t>review_answer_timestamp</w:t>
+            </w:r>
+            <w:proofErr w:type="spellEnd"/>
+          </w:p>
+        </w:tc>
+        <w:tc>
+          <w:tcPr>
+            <w:tcW w:w="709" w:type="dxa"/>
+          </w:tcPr>
+          <w:p>
+            <w:r>
+              <w:t>No</w:t>
+            </w:r>
+          </w:p>
+        </w:tc>
+        <w:tc>
+          <w:tcPr>
+            <w:tcW w:w="1276" w:type="dxa"/>
+          </w:tcPr>
+          <w:p>
+            <w:r>
+              <w:t>Timestamp</w:t>
+            </w:r>
+          </w:p>
+        </w:tc>
+        <w:tc>
+          <w:tcPr>
+            <w:tcW w:w="5740" w:type="dxa"/>
+          </w:tcPr>
+          <w:p>
+            <w:r>
+              <w:t>Shows satisfaction survey answer timestamp.</w:t>
+            </w:r>
+          </w:p>
+        </w:tc>
+      </w:tr>
+    </w:tbl>
+    <w:p>
+      <w:pPr>
+        <w:shd w:val="clear" w:color="auto" w:fill="FFFFFF"/>
+        <w:spacing w:after="0" w:line="480" w:lineRule="atLeast"/>
+        <w:textAlignment w:val="baseline"/>
+        <w:outlineLvl w:val="1"/>
+      </w:pPr>
+      <w:bookmarkStart w:id="0" w:name="_GoBack"/>
+      <w:bookmarkEnd w:id="0"/>
+      <w:r>
+        <w:rPr>
+          <w:b/>
+        </w:rPr>
+        <w:t>Table:</w:t>
+      </w:r>
+      <w:r>
+        <w:t xml:space="preserve"> </w:t>
+      </w:r>
+      <w:proofErr w:type="spellStart"/>
+      <w:r>
         <w:t>olist_orders_dataset</w:t>
       </w:r>
       <w:proofErr w:type="spellEnd"/>
@@ -2110,15 +2164,15 @@
         <w:tblLook w:val="04A0" w:firstRow="1" w:lastRow="0" w:firstColumn="1" w:lastColumn="0" w:noHBand="0" w:noVBand="1"/>
       </w:tblPr>
       <w:tblGrid>
-        <w:gridCol w:w="3227"/>
-        <w:gridCol w:w="569"/>
-        <w:gridCol w:w="860"/>
-        <w:gridCol w:w="6026"/>
+        <w:gridCol w:w="3219"/>
+        <w:gridCol w:w="568"/>
+        <w:gridCol w:w="1283"/>
+        <w:gridCol w:w="5612"/>
       </w:tblGrid>
       <w:tr>
         <w:tc>
           <w:tcPr>
-            <w:tcW w:w="3227" w:type="dxa"/>
+            <w:tcW w:w="3219" w:type="dxa"/>
             <w:shd w:val="clear" w:color="auto" w:fill="D9D9D9" w:themeFill="background1" w:themeFillShade="D9"/>
           </w:tcPr>
           <w:p>
@@ -2137,7 +2191,7 @@
         </w:tc>
         <w:tc>
           <w:tcPr>
-            <w:tcW w:w="569" w:type="dxa"/>
+            <w:tcW w:w="568" w:type="dxa"/>
             <w:shd w:val="clear" w:color="auto" w:fill="D9D9D9" w:themeFill="background1" w:themeFillShade="D9"/>
           </w:tcPr>
           <w:p>
@@ -2156,7 +2210,7 @@
         </w:tc>
         <w:tc>
           <w:tcPr>
-            <w:tcW w:w="860" w:type="dxa"/>
+            <w:tcW w:w="1283" w:type="dxa"/>
             <w:shd w:val="clear" w:color="auto" w:fill="D9D9D9" w:themeFill="background1" w:themeFillShade="D9"/>
           </w:tcPr>
           <w:p>
@@ -2175,7 +2229,7 @@
         </w:tc>
         <w:tc>
           <w:tcPr>
-            <w:tcW w:w="6026" w:type="dxa"/>
+            <w:tcW w:w="5612" w:type="dxa"/>
             <w:shd w:val="clear" w:color="auto" w:fill="D9D9D9" w:themeFill="background1" w:themeFillShade="D9"/>
           </w:tcPr>
           <w:p>
@@ -2196,7 +2250,7 @@
       <w:tr>
         <w:tc>
           <w:tcPr>
-            <w:tcW w:w="3227" w:type="dxa"/>
+            <w:tcW w:w="3219" w:type="dxa"/>
           </w:tcPr>
           <w:p>
             <w:proofErr w:type="spellStart"/>
@@ -2208,7 +2262,7 @@
         </w:tc>
         <w:tc>
           <w:tcPr>
-            <w:tcW w:w="569" w:type="dxa"/>
+            <w:tcW w:w="568" w:type="dxa"/>
           </w:tcPr>
           <w:p>
             <w:r>
@@ -2218,17 +2272,17 @@
         </w:tc>
         <w:tc>
           <w:tcPr>
-            <w:tcW w:w="860" w:type="dxa"/>
-          </w:tcPr>
-          <w:p>
-            <w:r>
-              <w:t>Integer</w:t>
-            </w:r>
-          </w:p>
-        </w:tc>
-        <w:tc>
-          <w:tcPr>
-            <w:tcW w:w="6026" w:type="dxa"/>
+            <w:tcW w:w="1283" w:type="dxa"/>
+          </w:tcPr>
+          <w:p>
+            <w:r>
+              <w:t>String</w:t>
+            </w:r>
+          </w:p>
+        </w:tc>
+        <w:tc>
+          <w:tcPr>
+            <w:tcW w:w="5612" w:type="dxa"/>
           </w:tcPr>
           <w:p>
             <w:proofErr w:type="gramStart"/>
@@ -2245,7 +2299,7 @@
       <w:tr>
         <w:tc>
           <w:tcPr>
-            <w:tcW w:w="3227" w:type="dxa"/>
+            <w:tcW w:w="3219" w:type="dxa"/>
           </w:tcPr>
           <w:p>
             <w:proofErr w:type="spellStart"/>
@@ -2257,7 +2311,7 @@
         </w:tc>
         <w:tc>
           <w:tcPr>
-            <w:tcW w:w="569" w:type="dxa"/>
+            <w:tcW w:w="568" w:type="dxa"/>
           </w:tcPr>
           <w:p>
             <w:r>
@@ -2267,17 +2321,17 @@
         </w:tc>
         <w:tc>
           <w:tcPr>
-            <w:tcW w:w="860" w:type="dxa"/>
-          </w:tcPr>
-          <w:p>
-            <w:r>
-              <w:t>Integer</w:t>
-            </w:r>
-          </w:p>
-        </w:tc>
-        <w:tc>
-          <w:tcPr>
-            <w:tcW w:w="6026" w:type="dxa"/>
+            <w:tcW w:w="1283" w:type="dxa"/>
+          </w:tcPr>
+          <w:p>
+            <w:r>
+              <w:t>String</w:t>
+            </w:r>
+          </w:p>
+        </w:tc>
+        <w:tc>
+          <w:tcPr>
+            <w:tcW w:w="5612" w:type="dxa"/>
           </w:tcPr>
           <w:p>
             <w:proofErr w:type="gramStart"/>
@@ -2302,7 +2356,7 @@
       <w:tr>
         <w:tc>
           <w:tcPr>
-            <w:tcW w:w="3227" w:type="dxa"/>
+            <w:tcW w:w="3219" w:type="dxa"/>
           </w:tcPr>
           <w:p>
             <w:proofErr w:type="spellStart"/>
@@ -2314,7 +2368,7 @@
         </w:tc>
         <w:tc>
           <w:tcPr>
-            <w:tcW w:w="569" w:type="dxa"/>
+            <w:tcW w:w="568" w:type="dxa"/>
           </w:tcPr>
           <w:p>
             <w:r>
@@ -2324,7 +2378,7 @@
         </w:tc>
         <w:tc>
           <w:tcPr>
-            <w:tcW w:w="860" w:type="dxa"/>
+            <w:tcW w:w="1283" w:type="dxa"/>
           </w:tcPr>
           <w:p>
             <w:r>
@@ -2334,7 +2388,7 @@
         </w:tc>
         <w:tc>
           <w:tcPr>
-            <w:tcW w:w="6026" w:type="dxa"/>
+            <w:tcW w:w="5612" w:type="dxa"/>
           </w:tcPr>
           <w:p>
             <w:r>
@@ -2354,7 +2408,7 @@
       <w:tr>
         <w:tc>
           <w:tcPr>
-            <w:tcW w:w="3227" w:type="dxa"/>
+            <w:tcW w:w="3219" w:type="dxa"/>
           </w:tcPr>
           <w:p>
             <w:proofErr w:type="spellStart"/>
@@ -2366,7 +2420,7 @@
         </w:tc>
         <w:tc>
           <w:tcPr>
-            <w:tcW w:w="569" w:type="dxa"/>
+            <w:tcW w:w="568" w:type="dxa"/>
           </w:tcPr>
           <w:p>
             <w:r>
@@ -2376,17 +2430,17 @@
         </w:tc>
         <w:tc>
           <w:tcPr>
-            <w:tcW w:w="860" w:type="dxa"/>
-          </w:tcPr>
-          <w:p>
-            <w:r>
-              <w:t>Date</w:t>
-            </w:r>
-          </w:p>
-        </w:tc>
-        <w:tc>
-          <w:tcPr>
-            <w:tcW w:w="6026" w:type="dxa"/>
+            <w:tcW w:w="1283" w:type="dxa"/>
+          </w:tcPr>
+          <w:p>
+            <w:r>
+              <w:t>Timestamp</w:t>
+            </w:r>
+          </w:p>
+        </w:tc>
+        <w:tc>
+          <w:tcPr>
+            <w:tcW w:w="5612" w:type="dxa"/>
           </w:tcPr>
           <w:p>
             <w:r>
@@ -2398,7 +2452,7 @@
       <w:tr>
         <w:tc>
           <w:tcPr>
-            <w:tcW w:w="3227" w:type="dxa"/>
+            <w:tcW w:w="3219" w:type="dxa"/>
           </w:tcPr>
           <w:p>
             <w:proofErr w:type="spellStart"/>
@@ -2410,7 +2464,7 @@
         </w:tc>
         <w:tc>
           <w:tcPr>
-            <w:tcW w:w="569" w:type="dxa"/>
+            <w:tcW w:w="568" w:type="dxa"/>
           </w:tcPr>
           <w:p>
             <w:r>
@@ -2420,17 +2474,17 @@
         </w:tc>
         <w:tc>
           <w:tcPr>
-            <w:tcW w:w="860" w:type="dxa"/>
-          </w:tcPr>
-          <w:p>
-            <w:r>
-              <w:t>Date</w:t>
-            </w:r>
-          </w:p>
-        </w:tc>
-        <w:tc>
-          <w:tcPr>
-            <w:tcW w:w="6026" w:type="dxa"/>
+            <w:tcW w:w="1283" w:type="dxa"/>
+          </w:tcPr>
+          <w:p>
+            <w:r>
+              <w:t>Timestamp</w:t>
+            </w:r>
+          </w:p>
+        </w:tc>
+        <w:tc>
+          <w:tcPr>
+            <w:tcW w:w="5612" w:type="dxa"/>
           </w:tcPr>
           <w:p>
             <w:r>
@@ -2442,7 +2496,7 @@
       <w:tr>
         <w:tc>
           <w:tcPr>
-            <w:tcW w:w="3227" w:type="dxa"/>
+            <w:tcW w:w="3219" w:type="dxa"/>
           </w:tcPr>
           <w:p>
             <w:proofErr w:type="spellStart"/>
@@ -2454,7 +2508,7 @@
         </w:tc>
         <w:tc>
           <w:tcPr>
-            <w:tcW w:w="569" w:type="dxa"/>
+            <w:tcW w:w="568" w:type="dxa"/>
           </w:tcPr>
           <w:p>
             <w:r>
@@ -2464,17 +2518,17 @@
         </w:tc>
         <w:tc>
           <w:tcPr>
-            <w:tcW w:w="860" w:type="dxa"/>
-          </w:tcPr>
-          <w:p>
-            <w:r>
-              <w:t>Date</w:t>
-            </w:r>
-          </w:p>
-        </w:tc>
-        <w:tc>
-          <w:tcPr>
-            <w:tcW w:w="6026" w:type="dxa"/>
+            <w:tcW w:w="1283" w:type="dxa"/>
+          </w:tcPr>
+          <w:p>
+            <w:r>
+              <w:t>Timestamp</w:t>
+            </w:r>
+          </w:p>
+        </w:tc>
+        <w:tc>
+          <w:tcPr>
+            <w:tcW w:w="5612" w:type="dxa"/>
           </w:tcPr>
           <w:p>
             <w:r>
@@ -2486,7 +2540,7 @@
       <w:tr>
         <w:tc>
           <w:tcPr>
-            <w:tcW w:w="3227" w:type="dxa"/>
+            <w:tcW w:w="3219" w:type="dxa"/>
           </w:tcPr>
           <w:p>
             <w:proofErr w:type="spellStart"/>
@@ -2498,7 +2552,7 @@
         </w:tc>
         <w:tc>
           <w:tcPr>
-            <w:tcW w:w="569" w:type="dxa"/>
+            <w:tcW w:w="568" w:type="dxa"/>
           </w:tcPr>
           <w:p>
             <w:r>
@@ -2508,17 +2562,17 @@
         </w:tc>
         <w:tc>
           <w:tcPr>
-            <w:tcW w:w="860" w:type="dxa"/>
-          </w:tcPr>
-          <w:p>
-            <w:r>
-              <w:t>Date</w:t>
-            </w:r>
-          </w:p>
-        </w:tc>
-        <w:tc>
-          <w:tcPr>
-            <w:tcW w:w="6026" w:type="dxa"/>
+            <w:tcW w:w="1283" w:type="dxa"/>
+          </w:tcPr>
+          <w:p>
+            <w:r>
+              <w:t>Timestamp</w:t>
+            </w:r>
+          </w:p>
+        </w:tc>
+        <w:tc>
+          <w:tcPr>
+            <w:tcW w:w="5612" w:type="dxa"/>
           </w:tcPr>
           <w:p>
             <w:r>
@@ -2530,7 +2584,7 @@
       <w:tr>
         <w:tc>
           <w:tcPr>
-            <w:tcW w:w="3227" w:type="dxa"/>
+            <w:tcW w:w="3219" w:type="dxa"/>
           </w:tcPr>
           <w:p>
             <w:proofErr w:type="spellStart"/>
@@ -2542,7 +2596,7 @@
         </w:tc>
         <w:tc>
           <w:tcPr>
-            <w:tcW w:w="569" w:type="dxa"/>
+            <w:tcW w:w="568" w:type="dxa"/>
           </w:tcPr>
           <w:p>
             <w:r>
@@ -2552,17 +2606,17 @@
         </w:tc>
         <w:tc>
           <w:tcPr>
-            <w:tcW w:w="860" w:type="dxa"/>
-          </w:tcPr>
-          <w:p>
-            <w:r>
-              <w:t>Date</w:t>
-            </w:r>
-          </w:p>
-        </w:tc>
-        <w:tc>
-          <w:tcPr>
-            <w:tcW w:w="6026" w:type="dxa"/>
+            <w:tcW w:w="1283" w:type="dxa"/>
+          </w:tcPr>
+          <w:p>
+            <w:r>
+              <w:t>Timestamp</w:t>
+            </w:r>
+          </w:p>
+        </w:tc>
+        <w:tc>
+          <w:tcPr>
+            <w:tcW w:w="5612" w:type="dxa"/>
           </w:tcPr>
           <w:p>
             <w:r>
@@ -2604,15 +2658,15 @@
         <w:tblLook w:val="04A0" w:firstRow="1" w:lastRow="0" w:firstColumn="1" w:lastColumn="0" w:noHBand="0" w:noVBand="1"/>
       </w:tblPr>
       <w:tblGrid>
-        <w:gridCol w:w="3085"/>
-        <w:gridCol w:w="709"/>
-        <w:gridCol w:w="992"/>
-        <w:gridCol w:w="5896"/>
+        <w:gridCol w:w="3227"/>
+        <w:gridCol w:w="567"/>
+        <w:gridCol w:w="1276"/>
+        <w:gridCol w:w="5612"/>
       </w:tblGrid>
       <w:tr>
         <w:tc>
           <w:tcPr>
-            <w:tcW w:w="3085" w:type="dxa"/>
+            <w:tcW w:w="3227" w:type="dxa"/>
             <w:shd w:val="clear" w:color="auto" w:fill="D9D9D9" w:themeFill="background1" w:themeFillShade="D9"/>
           </w:tcPr>
           <w:p>
@@ -2631,7 +2685,7 @@
         </w:tc>
         <w:tc>
           <w:tcPr>
-            <w:tcW w:w="709" w:type="dxa"/>
+            <w:tcW w:w="567" w:type="dxa"/>
             <w:shd w:val="clear" w:color="auto" w:fill="D9D9D9" w:themeFill="background1" w:themeFillShade="D9"/>
           </w:tcPr>
           <w:p>
@@ -2650,7 +2704,7 @@
         </w:tc>
         <w:tc>
           <w:tcPr>
-            <w:tcW w:w="992" w:type="dxa"/>
+            <w:tcW w:w="1276" w:type="dxa"/>
             <w:shd w:val="clear" w:color="auto" w:fill="D9D9D9" w:themeFill="background1" w:themeFillShade="D9"/>
           </w:tcPr>
           <w:p>
@@ -2669,7 +2723,7 @@
         </w:tc>
         <w:tc>
           <w:tcPr>
-            <w:tcW w:w="5896" w:type="dxa"/>
+            <w:tcW w:w="5612" w:type="dxa"/>
             <w:shd w:val="clear" w:color="auto" w:fill="D9D9D9" w:themeFill="background1" w:themeFillShade="D9"/>
           </w:tcPr>
           <w:p>
@@ -2690,7 +2744,7 @@
       <w:tr>
         <w:tc>
           <w:tcPr>
-            <w:tcW w:w="3085" w:type="dxa"/>
+            <w:tcW w:w="3227" w:type="dxa"/>
           </w:tcPr>
           <w:p>
             <w:proofErr w:type="spellStart"/>
@@ -2702,7 +2756,7 @@
         </w:tc>
         <w:tc>
           <w:tcPr>
-            <w:tcW w:w="709" w:type="dxa"/>
+            <w:tcW w:w="567" w:type="dxa"/>
           </w:tcPr>
           <w:p>
             <w:r>
@@ -2712,7 +2766,100 @@
         </w:tc>
         <w:tc>
           <w:tcPr>
-            <w:tcW w:w="992" w:type="dxa"/>
+            <w:tcW w:w="1276" w:type="dxa"/>
+          </w:tcPr>
+          <w:p>
+            <w:r>
+              <w:t>String</w:t>
+            </w:r>
+          </w:p>
+        </w:tc>
+        <w:tc>
+          <w:tcPr>
+            <w:tcW w:w="5612" w:type="dxa"/>
+          </w:tcPr>
+          <w:p>
+            <w:r>
+              <w:t>unique product identifier</w:t>
+            </w:r>
+          </w:p>
+        </w:tc>
+      </w:tr>
+      <w:tr>
+        <w:tc>
+          <w:tcPr>
+            <w:tcW w:w="3227" w:type="dxa"/>
+          </w:tcPr>
+          <w:p>
+            <w:proofErr w:type="spellStart"/>
+            <w:r>
+              <w:t>product_category_name</w:t>
+            </w:r>
+            <w:proofErr w:type="spellEnd"/>
+          </w:p>
+        </w:tc>
+        <w:tc>
+          <w:tcPr>
+            <w:tcW w:w="567" w:type="dxa"/>
+          </w:tcPr>
+          <w:p>
+            <w:r>
+              <w:t>No</w:t>
+            </w:r>
+          </w:p>
+        </w:tc>
+        <w:tc>
+          <w:tcPr>
+            <w:tcW w:w="1276" w:type="dxa"/>
+          </w:tcPr>
+          <w:p>
+            <w:r>
+              <w:t>String</w:t>
+            </w:r>
+          </w:p>
+        </w:tc>
+        <w:tc>
+          <w:tcPr>
+            <w:tcW w:w="5612" w:type="dxa"/>
+          </w:tcPr>
+          <w:p>
+            <w:proofErr w:type="gramStart"/>
+            <w:r>
+              <w:t>root</w:t>
+            </w:r>
+            <w:proofErr w:type="gramEnd"/>
+            <w:r>
+              <w:t xml:space="preserve"> category of product, in Portuguese.</w:t>
+            </w:r>
+          </w:p>
+        </w:tc>
+      </w:tr>
+      <w:tr>
+        <w:tc>
+          <w:tcPr>
+            <w:tcW w:w="3227" w:type="dxa"/>
+          </w:tcPr>
+          <w:p>
+            <w:proofErr w:type="spellStart"/>
+            <w:r>
+              <w:t>product_name_lenght</w:t>
+            </w:r>
+            <w:proofErr w:type="spellEnd"/>
+          </w:p>
+        </w:tc>
+        <w:tc>
+          <w:tcPr>
+            <w:tcW w:w="567" w:type="dxa"/>
+          </w:tcPr>
+          <w:p>
+            <w:r>
+              <w:t>No</w:t>
+            </w:r>
+          </w:p>
+        </w:tc>
+        <w:tc>
+          <w:tcPr>
+            <w:tcW w:w="1276" w:type="dxa"/>
           </w:tcPr>
           <w:p>
             <w:r>
@@ -2722,31 +2869,36 @@
         </w:tc>
         <w:tc>
           <w:tcPr>
-            <w:tcW w:w="5896" w:type="dxa"/>
-          </w:tcPr>
-          <w:p>
-            <w:r>
-              <w:t>unique product identifier</w:t>
-            </w:r>
-          </w:p>
-        </w:tc>
-      </w:tr>
-      <w:tr>
-        <w:tc>
-          <w:tcPr>
-            <w:tcW w:w="3085" w:type="dxa"/>
-          </w:tcPr>
-          <w:p>
-            <w:proofErr w:type="spellStart"/>
-            <w:r>
-              <w:t>product_category_name</w:t>
-            </w:r>
-            <w:proofErr w:type="spellEnd"/>
-          </w:p>
-        </w:tc>
-        <w:tc>
-          <w:tcPr>
-            <w:tcW w:w="709" w:type="dxa"/>
+            <w:tcW w:w="5612" w:type="dxa"/>
+          </w:tcPr>
+          <w:p>
+            <w:proofErr w:type="gramStart"/>
+            <w:r>
+              <w:t>number</w:t>
+            </w:r>
+            <w:proofErr w:type="gramEnd"/>
+            <w:r>
+              <w:t xml:space="preserve"> of characters extracted from the product name.</w:t>
+            </w:r>
+          </w:p>
+        </w:tc>
+      </w:tr>
+      <w:tr>
+        <w:tc>
+          <w:tcPr>
+            <w:tcW w:w="3227" w:type="dxa"/>
+          </w:tcPr>
+          <w:p>
+            <w:proofErr w:type="spellStart"/>
+            <w:r>
+              <w:t>product_description_lenght</w:t>
+            </w:r>
+            <w:proofErr w:type="spellEnd"/>
+          </w:p>
+        </w:tc>
+        <w:tc>
+          <w:tcPr>
+            <w:tcW w:w="567" w:type="dxa"/>
           </w:tcPr>
           <w:p>
             <w:r>
@@ -2756,46 +2908,46 @@
         </w:tc>
         <w:tc>
           <w:tcPr>
-            <w:tcW w:w="992" w:type="dxa"/>
-          </w:tcPr>
-          <w:p>
-            <w:r>
-              <w:t>String</w:t>
-            </w:r>
-          </w:p>
-        </w:tc>
-        <w:tc>
-          <w:tcPr>
-            <w:tcW w:w="5896" w:type="dxa"/>
+            <w:tcW w:w="1276" w:type="dxa"/>
+          </w:tcPr>
+          <w:p>
+            <w:r>
+              <w:t>Integer</w:t>
+            </w:r>
+          </w:p>
+        </w:tc>
+        <w:tc>
+          <w:tcPr>
+            <w:tcW w:w="5612" w:type="dxa"/>
           </w:tcPr>
           <w:p>
             <w:proofErr w:type="gramStart"/>
             <w:r>
-              <w:t>root</w:t>
+              <w:t>number</w:t>
             </w:r>
             <w:proofErr w:type="gramEnd"/>
             <w:r>
-              <w:t xml:space="preserve"> category of product, in Portuguese.</w:t>
-            </w:r>
-          </w:p>
-        </w:tc>
-      </w:tr>
-      <w:tr>
-        <w:tc>
-          <w:tcPr>
-            <w:tcW w:w="3085" w:type="dxa"/>
-          </w:tcPr>
-          <w:p>
-            <w:proofErr w:type="spellStart"/>
-            <w:r>
-              <w:t>product_name_lenght</w:t>
-            </w:r>
-            <w:proofErr w:type="spellEnd"/>
-          </w:p>
-        </w:tc>
-        <w:tc>
-          <w:tcPr>
-            <w:tcW w:w="709" w:type="dxa"/>
+              <w:t xml:space="preserve"> of characters extracted from the product description.</w:t>
+            </w:r>
+          </w:p>
+        </w:tc>
+      </w:tr>
+      <w:tr>
+        <w:tc>
+          <w:tcPr>
+            <w:tcW w:w="3227" w:type="dxa"/>
+          </w:tcPr>
+          <w:p>
+            <w:proofErr w:type="spellStart"/>
+            <w:r>
+              <w:t>product_photos_qty</w:t>
+            </w:r>
+            <w:proofErr w:type="spellEnd"/>
+          </w:p>
+        </w:tc>
+        <w:tc>
+          <w:tcPr>
+            <w:tcW w:w="567" w:type="dxa"/>
           </w:tcPr>
           <w:p>
             <w:r>
@@ -2805,7 +2957,7 @@
         </w:tc>
         <w:tc>
           <w:tcPr>
-            <w:tcW w:w="992" w:type="dxa"/>
+            <w:tcW w:w="1276" w:type="dxa"/>
           </w:tcPr>
           <w:p>
             <w:r>
@@ -2815,36 +2967,80 @@
         </w:tc>
         <w:tc>
           <w:tcPr>
-            <w:tcW w:w="5896" w:type="dxa"/>
+            <w:tcW w:w="5612" w:type="dxa"/>
+          </w:tcPr>
+          <w:p>
+            <w:r>
+              <w:t>number of product published photos</w:t>
+            </w:r>
+          </w:p>
+        </w:tc>
+      </w:tr>
+      <w:tr>
+        <w:tc>
+          <w:tcPr>
+            <w:tcW w:w="3227" w:type="dxa"/>
+          </w:tcPr>
+          <w:p>
+            <w:proofErr w:type="spellStart"/>
+            <w:r>
+              <w:t>product_weight_g</w:t>
+            </w:r>
+            <w:proofErr w:type="spellEnd"/>
+          </w:p>
+        </w:tc>
+        <w:tc>
+          <w:tcPr>
+            <w:tcW w:w="567" w:type="dxa"/>
+          </w:tcPr>
+          <w:p>
+            <w:r>
+              <w:t>No</w:t>
+            </w:r>
+          </w:p>
+        </w:tc>
+        <w:tc>
+          <w:tcPr>
+            <w:tcW w:w="1276" w:type="dxa"/>
+          </w:tcPr>
+          <w:p>
+            <w:r>
+              <w:t>Integer</w:t>
+            </w:r>
+          </w:p>
+        </w:tc>
+        <w:tc>
+          <w:tcPr>
+            <w:tcW w:w="5612" w:type="dxa"/>
           </w:tcPr>
           <w:p>
             <w:proofErr w:type="gramStart"/>
             <w:r>
-              <w:t>number</w:t>
+              <w:t>product</w:t>
             </w:r>
             <w:proofErr w:type="gramEnd"/>
             <w:r>
-              <w:t xml:space="preserve"> of characters extracted from the product name.</w:t>
-            </w:r>
-          </w:p>
-        </w:tc>
-      </w:tr>
-      <w:tr>
-        <w:tc>
-          <w:tcPr>
-            <w:tcW w:w="3085" w:type="dxa"/>
-          </w:tcPr>
-          <w:p>
-            <w:proofErr w:type="spellStart"/>
-            <w:r>
-              <w:t>product_description_lenght</w:t>
-            </w:r>
-            <w:proofErr w:type="spellEnd"/>
-          </w:p>
-        </w:tc>
-        <w:tc>
-          <w:tcPr>
-            <w:tcW w:w="709" w:type="dxa"/>
+              <w:t xml:space="preserve"> weight measured in grams.</w:t>
+            </w:r>
+          </w:p>
+        </w:tc>
+      </w:tr>
+      <w:tr>
+        <w:tc>
+          <w:tcPr>
+            <w:tcW w:w="3227" w:type="dxa"/>
+          </w:tcPr>
+          <w:p>
+            <w:proofErr w:type="spellStart"/>
+            <w:r>
+              <w:t>product_length_cm</w:t>
+            </w:r>
+            <w:proofErr w:type="spellEnd"/>
+          </w:p>
+        </w:tc>
+        <w:tc>
+          <w:tcPr>
+            <w:tcW w:w="567" w:type="dxa"/>
           </w:tcPr>
           <w:p>
             <w:r>
@@ -2854,7 +3050,7 @@
         </w:tc>
         <w:tc>
           <w:tcPr>
-            <w:tcW w:w="992" w:type="dxa"/>
+            <w:tcW w:w="1276" w:type="dxa"/>
           </w:tcPr>
           <w:p>
             <w:r>
@@ -2864,36 +3060,44 @@
         </w:tc>
         <w:tc>
           <w:tcPr>
-            <w:tcW w:w="5896" w:type="dxa"/>
+            <w:tcW w:w="5612" w:type="dxa"/>
           </w:tcPr>
           <w:p>
             <w:proofErr w:type="gramStart"/>
             <w:r>
-              <w:t>number</w:t>
+              <w:t>product</w:t>
             </w:r>
             <w:proofErr w:type="gramEnd"/>
             <w:r>
-              <w:t xml:space="preserve"> of characters extracted from the product description.</w:t>
-            </w:r>
-          </w:p>
-        </w:tc>
-      </w:tr>
-      <w:tr>
-        <w:tc>
-          <w:tcPr>
-            <w:tcW w:w="3085" w:type="dxa"/>
-          </w:tcPr>
-          <w:p>
-            <w:proofErr w:type="spellStart"/>
-            <w:r>
-              <w:t>product_photos_qty</w:t>
-            </w:r>
-            <w:proofErr w:type="spellEnd"/>
-          </w:p>
-        </w:tc>
-        <w:tc>
-          <w:tcPr>
-            <w:tcW w:w="709" w:type="dxa"/>
+              <w:t xml:space="preserve"> length measured in </w:t>
+            </w:r>
+            <w:proofErr w:type="spellStart"/>
+            <w:r>
+              <w:t>centimeters</w:t>
+            </w:r>
+            <w:proofErr w:type="spellEnd"/>
+            <w:r>
+              <w:t>.</w:t>
+            </w:r>
+          </w:p>
+        </w:tc>
+      </w:tr>
+      <w:tr>
+        <w:tc>
+          <w:tcPr>
+            <w:tcW w:w="3227" w:type="dxa"/>
+          </w:tcPr>
+          <w:p>
+            <w:proofErr w:type="spellStart"/>
+            <w:r>
+              <w:t>product_height_cm</w:t>
+            </w:r>
+            <w:proofErr w:type="spellEnd"/>
+          </w:p>
+        </w:tc>
+        <w:tc>
+          <w:tcPr>
+            <w:tcW w:w="567" w:type="dxa"/>
           </w:tcPr>
           <w:p>
             <w:r>
@@ -2903,7 +3107,7 @@
         </w:tc>
         <w:tc>
           <w:tcPr>
-            <w:tcW w:w="992" w:type="dxa"/>
+            <w:tcW w:w="1276" w:type="dxa"/>
           </w:tcPr>
           <w:p>
             <w:r>
@@ -2913,31 +3117,44 @@
         </w:tc>
         <w:tc>
           <w:tcPr>
-            <w:tcW w:w="5896" w:type="dxa"/>
-          </w:tcPr>
-          <w:p>
-            <w:r>
-              <w:t>number of product published photos</w:t>
-            </w:r>
-          </w:p>
-        </w:tc>
-      </w:tr>
-      <w:tr>
-        <w:tc>
-          <w:tcPr>
-            <w:tcW w:w="3085" w:type="dxa"/>
-          </w:tcPr>
-          <w:p>
-            <w:proofErr w:type="spellStart"/>
-            <w:r>
-              <w:t>product_weight_g</w:t>
-            </w:r>
-            <w:proofErr w:type="spellEnd"/>
-          </w:p>
-        </w:tc>
-        <w:tc>
-          <w:tcPr>
-            <w:tcW w:w="709" w:type="dxa"/>
+            <w:tcW w:w="5612" w:type="dxa"/>
+          </w:tcPr>
+          <w:p>
+            <w:proofErr w:type="gramStart"/>
+            <w:r>
+              <w:t>product</w:t>
+            </w:r>
+            <w:proofErr w:type="gramEnd"/>
+            <w:r>
+              <w:t xml:space="preserve"> height measured in </w:t>
+            </w:r>
+            <w:proofErr w:type="spellStart"/>
+            <w:r>
+              <w:t>centimeters</w:t>
+            </w:r>
+            <w:proofErr w:type="spellEnd"/>
+            <w:r>
+              <w:t>.</w:t>
+            </w:r>
+          </w:p>
+        </w:tc>
+      </w:tr>
+      <w:tr>
+        <w:tc>
+          <w:tcPr>
+            <w:tcW w:w="3227" w:type="dxa"/>
+          </w:tcPr>
+          <w:p>
+            <w:proofErr w:type="spellStart"/>
+            <w:r>
+              <w:t>product_width_cm</w:t>
+            </w:r>
+            <w:proofErr w:type="spellEnd"/>
+          </w:p>
+        </w:tc>
+        <w:tc>
+          <w:tcPr>
+            <w:tcW w:w="567" w:type="dxa"/>
           </w:tcPr>
           <w:p>
             <w:r>
@@ -2947,7 +3164,7 @@
         </w:tc>
         <w:tc>
           <w:tcPr>
-            <w:tcW w:w="992" w:type="dxa"/>
+            <w:tcW w:w="1276" w:type="dxa"/>
           </w:tcPr>
           <w:p>
             <w:r>
@@ -2957,170 +3174,7 @@
         </w:tc>
         <w:tc>
           <w:tcPr>
-            <w:tcW w:w="5896" w:type="dxa"/>
-          </w:tcPr>
-          <w:p>
-            <w:proofErr w:type="gramStart"/>
-            <w:r>
-              <w:t>product</w:t>
-            </w:r>
-            <w:proofErr w:type="gramEnd"/>
-            <w:r>
-              <w:t xml:space="preserve"> weight measured in grams.</w:t>
-            </w:r>
-          </w:p>
-        </w:tc>
-      </w:tr>
-      <w:tr>
-        <w:tc>
-          <w:tcPr>
-            <w:tcW w:w="3085" w:type="dxa"/>
-          </w:tcPr>
-          <w:p>
-            <w:proofErr w:type="spellStart"/>
-            <w:r>
-              <w:t>product_length_cm</w:t>
-            </w:r>
-            <w:proofErr w:type="spellEnd"/>
-          </w:p>
-        </w:tc>
-        <w:tc>
-          <w:tcPr>
-            <w:tcW w:w="709" w:type="dxa"/>
-          </w:tcPr>
-          <w:p>
-            <w:r>
-              <w:t>No</w:t>
-            </w:r>
-          </w:p>
-        </w:tc>
-        <w:tc>
-          <w:tcPr>
-            <w:tcW w:w="992" w:type="dxa"/>
-          </w:tcPr>
-          <w:p>
-            <w:r>
-              <w:t>Integer</w:t>
-            </w:r>
-          </w:p>
-        </w:tc>
-        <w:tc>
-          <w:tcPr>
-            <w:tcW w:w="5896" w:type="dxa"/>
-          </w:tcPr>
-          <w:p>
-            <w:proofErr w:type="gramStart"/>
-            <w:r>
-              <w:t>product</w:t>
-            </w:r>
-            <w:proofErr w:type="gramEnd"/>
-            <w:r>
-              <w:t xml:space="preserve"> length measured in </w:t>
-            </w:r>
-            <w:proofErr w:type="spellStart"/>
-            <w:r>
-              <w:t>centimeters</w:t>
-            </w:r>
-            <w:proofErr w:type="spellEnd"/>
-            <w:r>
-              <w:t>.</w:t>
-            </w:r>
-          </w:p>
-        </w:tc>
-      </w:tr>
-      <w:tr>
-        <w:tc>
-          <w:tcPr>
-            <w:tcW w:w="3085" w:type="dxa"/>
-          </w:tcPr>
-          <w:p>
-            <w:proofErr w:type="spellStart"/>
-            <w:r>
-              <w:t>product_height_cm</w:t>
-            </w:r>
-            <w:proofErr w:type="spellEnd"/>
-          </w:p>
-        </w:tc>
-        <w:tc>
-          <w:tcPr>
-            <w:tcW w:w="709" w:type="dxa"/>
-          </w:tcPr>
-          <w:p>
-            <w:r>
-              <w:t>No</w:t>
-            </w:r>
-          </w:p>
-        </w:tc>
-        <w:tc>
-          <w:tcPr>
-            <w:tcW w:w="992" w:type="dxa"/>
-          </w:tcPr>
-          <w:p>
-            <w:r>
-              <w:t>Integer</w:t>
-            </w:r>
-          </w:p>
-        </w:tc>
-        <w:tc>
-          <w:tcPr>
-            <w:tcW w:w="5896" w:type="dxa"/>
-          </w:tcPr>
-          <w:p>
-            <w:proofErr w:type="gramStart"/>
-            <w:r>
-              <w:t>product</w:t>
-            </w:r>
-            <w:proofErr w:type="gramEnd"/>
-            <w:r>
-              <w:t xml:space="preserve"> height measured in </w:t>
-            </w:r>
-            <w:proofErr w:type="spellStart"/>
-            <w:r>
-              <w:t>centimeters</w:t>
-            </w:r>
-            <w:proofErr w:type="spellEnd"/>
-            <w:r>
-              <w:t>.</w:t>
-            </w:r>
-          </w:p>
-        </w:tc>
-      </w:tr>
-      <w:tr>
-        <w:tc>
-          <w:tcPr>
-            <w:tcW w:w="3085" w:type="dxa"/>
-          </w:tcPr>
-          <w:p>
-            <w:proofErr w:type="spellStart"/>
-            <w:r>
-              <w:t>product_width_cm</w:t>
-            </w:r>
-            <w:proofErr w:type="spellEnd"/>
-          </w:p>
-        </w:tc>
-        <w:tc>
-          <w:tcPr>
-            <w:tcW w:w="709" w:type="dxa"/>
-          </w:tcPr>
-          <w:p>
-            <w:r>
-              <w:t>No</w:t>
-            </w:r>
-          </w:p>
-        </w:tc>
-        <w:tc>
-          <w:tcPr>
-            <w:tcW w:w="992" w:type="dxa"/>
-          </w:tcPr>
-          <w:p>
-            <w:r>
-              <w:t>Integer</w:t>
-            </w:r>
-          </w:p>
-        </w:tc>
-        <w:tc>
-          <w:tcPr>
-            <w:tcW w:w="5896" w:type="dxa"/>
+            <w:tcW w:w="5612" w:type="dxa"/>
           </w:tcPr>
           <w:p>
             <w:proofErr w:type="gramStart"/>
@@ -3172,15 +3226,15 @@
         <w:tblLook w:val="04A0" w:firstRow="1" w:lastRow="0" w:firstColumn="1" w:lastColumn="0" w:noHBand="0" w:noVBand="1"/>
       </w:tblPr>
       <w:tblGrid>
-        <w:gridCol w:w="3061"/>
-        <w:gridCol w:w="733"/>
-        <w:gridCol w:w="1000"/>
-        <w:gridCol w:w="5888"/>
+        <w:gridCol w:w="3227"/>
+        <w:gridCol w:w="567"/>
+        <w:gridCol w:w="1276"/>
+        <w:gridCol w:w="5612"/>
       </w:tblGrid>
       <w:tr>
         <w:tc>
           <w:tcPr>
-            <w:tcW w:w="3061" w:type="dxa"/>
+            <w:tcW w:w="3227" w:type="dxa"/>
             <w:shd w:val="clear" w:color="auto" w:fill="D9D9D9" w:themeFill="background1" w:themeFillShade="D9"/>
           </w:tcPr>
           <w:p>
@@ -3199,7 +3253,7 @@
         </w:tc>
         <w:tc>
           <w:tcPr>
-            <w:tcW w:w="733" w:type="dxa"/>
+            <w:tcW w:w="567" w:type="dxa"/>
             <w:shd w:val="clear" w:color="auto" w:fill="D9D9D9" w:themeFill="background1" w:themeFillShade="D9"/>
           </w:tcPr>
           <w:p>
@@ -3218,7 +3272,7 @@
         </w:tc>
         <w:tc>
           <w:tcPr>
-            <w:tcW w:w="1000" w:type="dxa"/>
+            <w:tcW w:w="1276" w:type="dxa"/>
             <w:shd w:val="clear" w:color="auto" w:fill="D9D9D9" w:themeFill="background1" w:themeFillShade="D9"/>
           </w:tcPr>
           <w:p>
@@ -3237,7 +3291,7 @@
         </w:tc>
         <w:tc>
           <w:tcPr>
-            <w:tcW w:w="5888" w:type="dxa"/>
+            <w:tcW w:w="5612" w:type="dxa"/>
             <w:shd w:val="clear" w:color="auto" w:fill="D9D9D9" w:themeFill="background1" w:themeFillShade="D9"/>
           </w:tcPr>
           <w:p>
@@ -3258,7 +3312,7 @@
       <w:tr>
         <w:tc>
           <w:tcPr>
-            <w:tcW w:w="3061" w:type="dxa"/>
+            <w:tcW w:w="3227" w:type="dxa"/>
           </w:tcPr>
           <w:p>
             <w:proofErr w:type="spellStart"/>
@@ -3270,7 +3324,7 @@
         </w:tc>
         <w:tc>
           <w:tcPr>
-            <w:tcW w:w="733" w:type="dxa"/>
+            <w:tcW w:w="567" w:type="dxa"/>
           </w:tcPr>
           <w:p>
             <w:r>
@@ -3280,7 +3334,51 @@
         </w:tc>
         <w:tc>
           <w:tcPr>
-            <w:tcW w:w="1000" w:type="dxa"/>
+            <w:tcW w:w="1276" w:type="dxa"/>
+          </w:tcPr>
+          <w:p>
+            <w:r>
+              <w:t>String</w:t>
+            </w:r>
+          </w:p>
+        </w:tc>
+        <w:tc>
+          <w:tcPr>
+            <w:tcW w:w="5612" w:type="dxa"/>
+          </w:tcPr>
+          <w:p>
+            <w:r>
+              <w:t>seller unique identifier</w:t>
+            </w:r>
+          </w:p>
+        </w:tc>
+      </w:tr>
+      <w:tr>
+        <w:tc>
+          <w:tcPr>
+            <w:tcW w:w="3227" w:type="dxa"/>
+          </w:tcPr>
+          <w:p>
+            <w:proofErr w:type="spellStart"/>
+            <w:r>
+              <w:t>seller_zip_code_prefix</w:t>
+            </w:r>
+            <w:proofErr w:type="spellEnd"/>
+          </w:p>
+        </w:tc>
+        <w:tc>
+          <w:tcPr>
+            <w:tcW w:w="567" w:type="dxa"/>
+          </w:tcPr>
+          <w:p>
+            <w:r>
+              <w:t>No</w:t>
+            </w:r>
+          </w:p>
+        </w:tc>
+        <w:tc>
+          <w:tcPr>
+            <w:tcW w:w="1276" w:type="dxa"/>
           </w:tcPr>
           <w:p>
             <w:r>
@@ -3290,31 +3388,31 @@
         </w:tc>
         <w:tc>
           <w:tcPr>
-            <w:tcW w:w="5888" w:type="dxa"/>
-          </w:tcPr>
-          <w:p>
-            <w:r>
-              <w:t>seller unique identifier</w:t>
-            </w:r>
-          </w:p>
-        </w:tc>
-      </w:tr>
-      <w:tr>
-        <w:tc>
-          <w:tcPr>
-            <w:tcW w:w="3061" w:type="dxa"/>
-          </w:tcPr>
-          <w:p>
-            <w:proofErr w:type="spellStart"/>
-            <w:r>
-              <w:t>seller_zip_code_prefix</w:t>
-            </w:r>
-            <w:proofErr w:type="spellEnd"/>
-          </w:p>
-        </w:tc>
-        <w:tc>
-          <w:tcPr>
-            <w:tcW w:w="733" w:type="dxa"/>
+            <w:tcW w:w="5612" w:type="dxa"/>
+          </w:tcPr>
+          <w:p>
+            <w:r>
+              <w:t>first 5 digits of seller zip code</w:t>
+            </w:r>
+          </w:p>
+        </w:tc>
+      </w:tr>
+      <w:tr>
+        <w:tc>
+          <w:tcPr>
+            <w:tcW w:w="3227" w:type="dxa"/>
+          </w:tcPr>
+          <w:p>
+            <w:proofErr w:type="spellStart"/>
+            <w:r>
+              <w:t>seller_city</w:t>
+            </w:r>
+            <w:proofErr w:type="spellEnd"/>
+          </w:p>
+        </w:tc>
+        <w:tc>
+          <w:tcPr>
+            <w:tcW w:w="567" w:type="dxa"/>
           </w:tcPr>
           <w:p>
             <w:r>
@@ -3324,41 +3422,41 @@
         </w:tc>
         <w:tc>
           <w:tcPr>
-            <w:tcW w:w="1000" w:type="dxa"/>
-          </w:tcPr>
-          <w:p>
-            <w:r>
-              <w:t>Integer</w:t>
-            </w:r>
-          </w:p>
-        </w:tc>
-        <w:tc>
-          <w:tcPr>
-            <w:tcW w:w="5888" w:type="dxa"/>
-          </w:tcPr>
-          <w:p>
-            <w:r>
-              <w:t>first 5 digits of seller zip code</w:t>
-            </w:r>
-          </w:p>
-        </w:tc>
-      </w:tr>
-      <w:tr>
-        <w:tc>
-          <w:tcPr>
-            <w:tcW w:w="3061" w:type="dxa"/>
-          </w:tcPr>
-          <w:p>
-            <w:proofErr w:type="spellStart"/>
-            <w:r>
-              <w:t>seller_city</w:t>
-            </w:r>
-            <w:proofErr w:type="spellEnd"/>
-          </w:p>
-        </w:tc>
-        <w:tc>
-          <w:tcPr>
-            <w:tcW w:w="733" w:type="dxa"/>
+            <w:tcW w:w="1276" w:type="dxa"/>
+          </w:tcPr>
+          <w:p>
+            <w:r>
+              <w:t>String</w:t>
+            </w:r>
+          </w:p>
+        </w:tc>
+        <w:tc>
+          <w:tcPr>
+            <w:tcW w:w="5612" w:type="dxa"/>
+          </w:tcPr>
+          <w:p>
+            <w:r>
+              <w:t>seller city name</w:t>
+            </w:r>
+          </w:p>
+        </w:tc>
+      </w:tr>
+      <w:tr>
+        <w:tc>
+          <w:tcPr>
+            <w:tcW w:w="3227" w:type="dxa"/>
+          </w:tcPr>
+          <w:p>
+            <w:proofErr w:type="spellStart"/>
+            <w:r>
+              <w:t>seller_state</w:t>
+            </w:r>
+            <w:proofErr w:type="spellEnd"/>
+          </w:p>
+        </w:tc>
+        <w:tc>
+          <w:tcPr>
+            <w:tcW w:w="567" w:type="dxa"/>
           </w:tcPr>
           <w:p>
             <w:r>
@@ -3368,7 +3466,7 @@
         </w:tc>
         <w:tc>
           <w:tcPr>
-            <w:tcW w:w="1000" w:type="dxa"/>
+            <w:tcW w:w="1276" w:type="dxa"/>
           </w:tcPr>
           <w:p>
             <w:r>
@@ -3378,55 +3476,14 @@
         </w:tc>
         <w:tc>
           <w:tcPr>
-            <w:tcW w:w="5888" w:type="dxa"/>
-          </w:tcPr>
-          <w:p>
-            <w:r>
-              <w:t>seller city name</w:t>
-            </w:r>
-          </w:p>
-        </w:tc>
-      </w:tr>
-      <w:tr>
-        <w:tc>
-          <w:tcPr>
-            <w:tcW w:w="3061" w:type="dxa"/>
-          </w:tcPr>
-          <w:p>
-            <w:proofErr w:type="spellStart"/>
-            <w:r>
-              <w:t>seller_state</w:t>
-            </w:r>
-            <w:proofErr w:type="spellEnd"/>
-          </w:p>
-        </w:tc>
-        <w:tc>
-          <w:tcPr>
-            <w:tcW w:w="733" w:type="dxa"/>
-          </w:tcPr>
-          <w:p>
-            <w:r>
-              <w:t>No</w:t>
-            </w:r>
-          </w:p>
-        </w:tc>
-        <w:tc>
-          <w:tcPr>
-            <w:tcW w:w="1000" w:type="dxa"/>
-          </w:tcPr>
-          <w:p>
-            <w:r>
-              <w:t>String</w:t>
-            </w:r>
-          </w:p>
-        </w:tc>
-        <w:tc>
-          <w:tcPr>
-            <w:tcW w:w="5888" w:type="dxa"/>
+            <w:tcW w:w="5612" w:type="dxa"/>
           </w:tcPr>
           <w:p>
             <w:r>
               <w:t>seller state</w:t>
+            </w:r>
+            <w:r>
+              <w:t xml:space="preserve"> (2 char code)</w:t>
             </w:r>
           </w:p>
         </w:tc>
@@ -3462,9 +3519,9 @@
       </w:tblPr>
       <w:tblGrid>
         <w:gridCol w:w="3230"/>
-        <w:gridCol w:w="671"/>
-        <w:gridCol w:w="836"/>
-        <w:gridCol w:w="5945"/>
+        <w:gridCol w:w="564"/>
+        <w:gridCol w:w="1276"/>
+        <w:gridCol w:w="5612"/>
       </w:tblGrid>
       <w:tr>
         <w:tc>
@@ -3478,8 +3535,6 @@
                 <w:b/>
               </w:rPr>
             </w:pPr>
-            <w:bookmarkStart w:id="0" w:name="_GoBack"/>
-            <w:bookmarkEnd w:id="0"/>
             <w:r>
               <w:rPr>
                 <w:b/>
@@ -3490,7 +3545,7 @@
         </w:tc>
         <w:tc>
           <w:tcPr>
-            <w:tcW w:w="671" w:type="dxa"/>
+            <w:tcW w:w="564" w:type="dxa"/>
             <w:shd w:val="clear" w:color="auto" w:fill="D9D9D9" w:themeFill="background1" w:themeFillShade="D9"/>
           </w:tcPr>
           <w:p>
@@ -3509,7 +3564,7 @@
         </w:tc>
         <w:tc>
           <w:tcPr>
-            <w:tcW w:w="836" w:type="dxa"/>
+            <w:tcW w:w="1276" w:type="dxa"/>
             <w:shd w:val="clear" w:color="auto" w:fill="D9D9D9" w:themeFill="background1" w:themeFillShade="D9"/>
           </w:tcPr>
           <w:p>
@@ -3528,7 +3583,7 @@
         </w:tc>
         <w:tc>
           <w:tcPr>
-            <w:tcW w:w="5945" w:type="dxa"/>
+            <w:tcW w:w="5612" w:type="dxa"/>
             <w:shd w:val="clear" w:color="auto" w:fill="D9D9D9" w:themeFill="background1" w:themeFillShade="D9"/>
           </w:tcPr>
           <w:p>
@@ -3561,7 +3616,7 @@
         </w:tc>
         <w:tc>
           <w:tcPr>
-            <w:tcW w:w="671" w:type="dxa"/>
+            <w:tcW w:w="564" w:type="dxa"/>
           </w:tcPr>
           <w:p>
             <w:r>
@@ -3571,7 +3626,7 @@
         </w:tc>
         <w:tc>
           <w:tcPr>
-            <w:tcW w:w="836" w:type="dxa"/>
+            <w:tcW w:w="1276" w:type="dxa"/>
           </w:tcPr>
           <w:p>
             <w:r>
@@ -3581,7 +3636,7 @@
         </w:tc>
         <w:tc>
           <w:tcPr>
-            <w:tcW w:w="5945" w:type="dxa"/>
+            <w:tcW w:w="5612" w:type="dxa"/>
           </w:tcPr>
           <w:p>
             <w:r>
@@ -3605,7 +3660,7 @@
         </w:tc>
         <w:tc>
           <w:tcPr>
-            <w:tcW w:w="671" w:type="dxa"/>
+            <w:tcW w:w="564" w:type="dxa"/>
           </w:tcPr>
           <w:p>
             <w:r>
@@ -3615,7 +3670,7 @@
         </w:tc>
         <w:tc>
           <w:tcPr>
-            <w:tcW w:w="836" w:type="dxa"/>
+            <w:tcW w:w="1276" w:type="dxa"/>
           </w:tcPr>
           <w:p>
             <w:r>
@@ -3625,7 +3680,7 @@
         </w:tc>
         <w:tc>
           <w:tcPr>
-            <w:tcW w:w="5945" w:type="dxa"/>
+            <w:tcW w:w="5612" w:type="dxa"/>
           </w:tcPr>
           <w:p>
             <w:r>
@@ -4058,6 +4113,36 @@
       <w:lang w:eastAsia="en-GB"/>
     </w:rPr>
   </w:style>
+  <w:style w:type="paragraph" w:styleId="BalloonText">
+    <w:name w:val="Balloon Text"/>
+    <w:basedOn w:val="Normal"/>
+    <w:link w:val="BalloonTextChar"/>
+    <w:uiPriority w:val="99"/>
+    <w:semiHidden/>
+    <w:unhideWhenUsed/>
+    <w:rsid w:val="0081751E"/>
+    <w:pPr>
+      <w:spacing w:after="0" w:line="240" w:lineRule="auto"/>
+    </w:pPr>
+    <w:rPr>
+      <w:rFonts w:ascii="Tahoma" w:hAnsi="Tahoma" w:cs="Tahoma"/>
+      <w:sz w:val="16"/>
+      <w:szCs w:val="16"/>
+    </w:rPr>
+  </w:style>
+  <w:style w:type="character" w:customStyle="1" w:styleId="BalloonTextChar">
+    <w:name w:val="Balloon Text Char"/>
+    <w:basedOn w:val="DefaultParagraphFont"/>
+    <w:link w:val="BalloonText"/>
+    <w:uiPriority w:val="99"/>
+    <w:semiHidden/>
+    <w:rsid w:val="0081751E"/>
+    <w:rPr>
+      <w:rFonts w:ascii="Tahoma" w:hAnsi="Tahoma" w:cs="Tahoma"/>
+      <w:sz w:val="16"/>
+      <w:szCs w:val="16"/>
+    </w:rPr>
+  </w:style>
 </w:styles>
 </file>
 
@@ -4314,6 +4399,36 @@
       <w:sz w:val="24"/>
       <w:szCs w:val="24"/>
       <w:lang w:eastAsia="en-GB"/>
+    </w:rPr>
+  </w:style>
+  <w:style w:type="paragraph" w:styleId="BalloonText">
+    <w:name w:val="Balloon Text"/>
+    <w:basedOn w:val="Normal"/>
+    <w:link w:val="BalloonTextChar"/>
+    <w:uiPriority w:val="99"/>
+    <w:semiHidden/>
+    <w:unhideWhenUsed/>
+    <w:rsid w:val="0081751E"/>
+    <w:pPr>
+      <w:spacing w:after="0" w:line="240" w:lineRule="auto"/>
+    </w:pPr>
+    <w:rPr>
+      <w:rFonts w:ascii="Tahoma" w:hAnsi="Tahoma" w:cs="Tahoma"/>
+      <w:sz w:val="16"/>
+      <w:szCs w:val="16"/>
+    </w:rPr>
+  </w:style>
+  <w:style w:type="character" w:customStyle="1" w:styleId="BalloonTextChar">
+    <w:name w:val="Balloon Text Char"/>
+    <w:basedOn w:val="DefaultParagraphFont"/>
+    <w:link w:val="BalloonText"/>
+    <w:uiPriority w:val="99"/>
+    <w:semiHidden/>
+    <w:rsid w:val="0081751E"/>
+    <w:rPr>
+      <w:rFonts w:ascii="Tahoma" w:hAnsi="Tahoma" w:cs="Tahoma"/>
+      <w:sz w:val="16"/>
+      <w:szCs w:val="16"/>
     </w:rPr>
   </w:style>
 </w:styles>

--- a/Source Files/Data Dictionary.docx
+++ b/Source Files/Data Dictionary.docx
@@ -84,9 +84,9 @@
           <w:lang w:eastAsia="en-GB"/>
         </w:rPr>
         <w:drawing>
-          <wp:inline distT="0" distB="0" distL="0" distR="0" wp14:anchorId="69D6690F" wp14:editId="2259BC25">
-            <wp:extent cx="5943600" cy="1882140"/>
-            <wp:effectExtent l="0" t="0" r="0" b="3810"/>
+          <wp:inline distT="0" distB="0" distL="0" distR="0" wp14:anchorId="00DD2C8D" wp14:editId="0031E2DE">
+            <wp:extent cx="5943600" cy="1424305"/>
+            <wp:effectExtent l="0" t="0" r="0" b="4445"/>
             <wp:docPr id="1" name="Picture 1"/>
             <wp:cNvGraphicFramePr>
               <a:graphicFrameLocks xmlns:a="http://schemas.openxmlformats.org/drawingml/2006/main" noChangeAspect="1"/>
@@ -107,7 +107,7 @@
                   <pic:spPr>
                     <a:xfrm>
                       <a:off x="0" y="0"/>
-                      <a:ext cx="5943600" cy="1882140"/>
+                      <a:ext cx="5943600" cy="1424305"/>
                     </a:xfrm>
                     <a:prstGeom prst="rect">
                       <a:avLst/>
@@ -119,6 +119,8 @@
           </wp:inline>
         </w:drawing>
       </w:r>
+      <w:bookmarkStart w:id="0" w:name="_GoBack"/>
+      <w:bookmarkEnd w:id="0"/>
     </w:p>
     <w:p>
       <w:pPr>
@@ -2137,8 +2139,6 @@
         <w:textAlignment w:val="baseline"/>
         <w:outlineLvl w:val="1"/>
       </w:pPr>
-      <w:bookmarkStart w:id="0" w:name="_GoBack"/>
-      <w:bookmarkEnd w:id="0"/>
       <w:r>
         <w:rPr>
           <w:b/>
